--- a/Rebuttal to Reviewer 1.docx
+++ b/Rebuttal to Reviewer 1.docx
@@ -324,6 +324,7 @@
           <w:b/>
           <w:color w:val="222222"/>
           <w:spacing w:val="2"/>
+          <w:lang w:val="en-US"/>
         </w:rPr>
       </w:pPr>
       <w:r>
@@ -335,14 +336,287 @@
         </w:rPr>
         <w:t>The manuscript proposes a linkage-resistant method to detect pairwise epistasis from viral sequence data, building upon the universal footprint of epistasis and a three-site conditional correlator. The method is validated using Wright-Fisher Monte Carlo simulations under two scenarios: standing variation and fitness valley crossing. The authors then apply the method to geographic samples of SARS-CoV-2 genomes from late 2020 and 2021, claiming the resulting networks support the existence of fitness valleys connecting viral variants. While detecting epistasis is a critical challenge in evolutionary genetics, this study faces significant methodological, statistical, and software reproducibility challenges.</w:t>
       </w:r>
-      <w:r>
+    </w:p>
+    <w:p>
+      <w:pPr>
+        <w:spacing w:before="100" w:beforeAutospacing="1" w:after="100" w:afterAutospacing="1"/>
+        <w:jc w:val="both"/>
+        <w:rPr>
+          <w:rFonts w:ascii="Times New Roman" w:eastAsia="Times New Roman" w:hAnsi="Times New Roman" w:cs="Times New Roman"/>
+          <w:color w:val="000000"/>
+          <w:kern w:val="0"/>
+          <w:sz w:val="22"/>
+          <w:szCs w:val="22"/>
+          <w:lang w:val="en-US" w:eastAsia="en-GB"/>
+          <w14:ligatures w14:val="none"/>
+        </w:rPr>
+      </w:pPr>
+      <w:r>
+        <w:rPr>
+          <w:rFonts w:ascii="Times New Roman" w:eastAsia="Times New Roman" w:hAnsi="Times New Roman" w:cs="Times New Roman"/>
+          <w:color w:val="000000"/>
+          <w:kern w:val="0"/>
+          <w:sz w:val="22"/>
+          <w:szCs w:val="22"/>
+          <w:lang w:eastAsia="en-GB"/>
+          <w14:ligatures w14:val="none"/>
+        </w:rPr>
+        <w:t xml:space="preserve">The author is very grateful to </w:t>
+      </w:r>
+      <w:r>
+        <w:rPr>
+          <w:rFonts w:ascii="Times New Roman" w:eastAsia="Times New Roman" w:hAnsi="Times New Roman" w:cs="Times New Roman"/>
+          <w:color w:val="000000"/>
+          <w:kern w:val="0"/>
+          <w:sz w:val="22"/>
+          <w:szCs w:val="22"/>
+          <w:lang w:val="en-US" w:eastAsia="en-GB"/>
+          <w14:ligatures w14:val="none"/>
+        </w:rPr>
+        <w:t>Reviewer</w:t>
+      </w:r>
+      <w:r>
+        <w:rPr>
+          <w:rFonts w:ascii="Times New Roman" w:eastAsia="Times New Roman" w:hAnsi="Times New Roman" w:cs="Times New Roman"/>
+          <w:color w:val="000000"/>
+          <w:kern w:val="0"/>
+          <w:sz w:val="22"/>
+          <w:szCs w:val="22"/>
+          <w:lang w:eastAsia="en-GB"/>
+          <w14:ligatures w14:val="none"/>
+        </w:rPr>
+        <w:t xml:space="preserve"> for examining the </w:t>
+      </w:r>
+      <w:r>
+        <w:rPr>
+          <w:rFonts w:ascii="Times New Roman" w:eastAsia="Times New Roman" w:hAnsi="Times New Roman" w:cs="Times New Roman"/>
+          <w:color w:val="000000"/>
+          <w:kern w:val="0"/>
+          <w:sz w:val="22"/>
+          <w:szCs w:val="22"/>
+          <w:lang w:eastAsia="en-GB"/>
+          <w14:ligatures w14:val="none"/>
+        </w:rPr>
+        <w:t>manuscript.</w:t>
+      </w:r>
+      <w:r>
+        <w:rPr>
+          <w:rFonts w:ascii="Times New Roman" w:eastAsia="Times New Roman" w:hAnsi="Times New Roman" w:cs="Times New Roman"/>
+          <w:color w:val="000000"/>
+          <w:kern w:val="0"/>
+          <w:sz w:val="22"/>
+          <w:szCs w:val="22"/>
+          <w:lang w:eastAsia="en-GB"/>
+          <w14:ligatures w14:val="none"/>
+        </w:rPr>
+        <w:t xml:space="preserve"> However, as demonstrated below, his impression of "</w:t>
+      </w:r>
+      <w:r>
+        <w:rPr>
+          <w:rFonts w:ascii="Times New Roman" w:eastAsia="Times New Roman" w:hAnsi="Times New Roman" w:cs="Times New Roman"/>
+          <w:color w:val="000000"/>
+          <w:kern w:val="0"/>
+          <w:sz w:val="22"/>
+          <w:szCs w:val="22"/>
+          <w:lang w:eastAsia="en-GB"/>
+          <w14:ligatures w14:val="none"/>
+        </w:rPr>
+        <w:t>significant challenges</w:t>
+      </w:r>
+      <w:r>
+        <w:rPr>
+          <w:rFonts w:ascii="Times New Roman" w:eastAsia="Times New Roman" w:hAnsi="Times New Roman" w:cs="Times New Roman"/>
+          <w:color w:val="000000"/>
+          <w:kern w:val="0"/>
+          <w:sz w:val="22"/>
+          <w:szCs w:val="22"/>
+          <w:lang w:eastAsia="en-GB"/>
+          <w14:ligatures w14:val="none"/>
+        </w:rPr>
+        <w:t>" is a result of misunderstanding. The</w:t>
+      </w:r>
+      <w:r>
+        <w:rPr>
+          <w:rFonts w:ascii="Times New Roman" w:eastAsia="Times New Roman" w:hAnsi="Times New Roman" w:cs="Times New Roman"/>
+          <w:color w:val="000000"/>
+          <w:kern w:val="0"/>
+          <w:sz w:val="22"/>
+          <w:szCs w:val="22"/>
+          <w:lang w:eastAsia="en-GB"/>
+          <w14:ligatures w14:val="none"/>
+        </w:rPr>
+        <w:t xml:space="preserve"> </w:t>
+      </w:r>
+      <w:r>
+        <w:rPr>
+          <w:rFonts w:ascii="Times New Roman" w:eastAsia="Times New Roman" w:hAnsi="Times New Roman" w:cs="Times New Roman"/>
+          <w:color w:val="000000"/>
+          <w:kern w:val="0"/>
+          <w:sz w:val="22"/>
+          <w:szCs w:val="22"/>
+          <w:lang w:eastAsia="en-GB"/>
+          <w14:ligatures w14:val="none"/>
+        </w:rPr>
+        <w:t>revised manuscript is therefore rewritten</w:t>
+      </w:r>
+      <w:r>
+        <w:rPr>
+          <w:rFonts w:ascii="Times New Roman" w:eastAsia="Times New Roman" w:hAnsi="Times New Roman" w:cs="Times New Roman"/>
+          <w:color w:val="000000"/>
+          <w:kern w:val="0"/>
+          <w:sz w:val="22"/>
+          <w:szCs w:val="22"/>
+          <w:lang w:eastAsia="en-GB"/>
+          <w14:ligatures w14:val="none"/>
+        </w:rPr>
+        <w:t xml:space="preserve"> to clarify it</w:t>
+      </w:r>
+      <w:r>
+        <w:rPr>
+          <w:rFonts w:ascii="Times New Roman" w:eastAsia="Times New Roman" w:hAnsi="Times New Roman" w:cs="Times New Roman"/>
+          <w:color w:val="000000"/>
+          <w:kern w:val="0"/>
+          <w:sz w:val="22"/>
+          <w:szCs w:val="22"/>
+          <w:lang w:eastAsia="en-GB"/>
+          <w14:ligatures w14:val="none"/>
+        </w:rPr>
+        <w:t>.</w:t>
+      </w:r>
+    </w:p>
+    <w:p>
+      <w:pPr>
+        <w:spacing w:before="100" w:beforeAutospacing="1" w:after="100" w:afterAutospacing="1"/>
+        <w:jc w:val="both"/>
+        <w:rPr>
+          <w:rFonts w:ascii="Times New Roman" w:eastAsia="Times New Roman" w:hAnsi="Times New Roman" w:cs="Times New Roman"/>
+          <w:color w:val="000000"/>
+          <w:kern w:val="0"/>
+          <w:sz w:val="22"/>
+          <w:szCs w:val="22"/>
+          <w:lang w:eastAsia="en-GB"/>
+          <w14:ligatures w14:val="none"/>
+        </w:rPr>
+      </w:pPr>
+      <w:r>
+        <w:rPr>
+          <w:rFonts w:ascii="Times New Roman" w:eastAsia="Times New Roman" w:hAnsi="Times New Roman" w:cs="Times New Roman"/>
+          <w:color w:val="000000"/>
+          <w:kern w:val="0"/>
+          <w:sz w:val="22"/>
+          <w:szCs w:val="22"/>
+          <w:lang w:eastAsia="en-GB"/>
+          <w14:ligatures w14:val="none"/>
+        </w:rPr>
+        <w:t xml:space="preserve">Before addressing specific concerns, is worth noting that the present work does not come from vaccuum but follows the </w:t>
+      </w:r>
+      <w:r>
+        <w:rPr>
+          <w:rFonts w:ascii="Times New Roman" w:eastAsia="Times New Roman" w:hAnsi="Times New Roman" w:cs="Times New Roman"/>
+          <w:color w:val="000000"/>
+          <w:kern w:val="0"/>
+          <w:sz w:val="22"/>
+          <w:szCs w:val="22"/>
+          <w:lang w:eastAsia="en-GB"/>
+          <w14:ligatures w14:val="none"/>
+        </w:rPr>
+        <w:t>30 years of work in population genetics of viruses since its conception in 1990s</w:t>
+      </w:r>
+      <w:r>
+        <w:rPr>
+          <w:rFonts w:ascii="Times New Roman" w:eastAsia="Times New Roman" w:hAnsi="Times New Roman" w:cs="Times New Roman"/>
+          <w:color w:val="000000"/>
+          <w:kern w:val="0"/>
+          <w:sz w:val="22"/>
+          <w:szCs w:val="22"/>
+          <w:lang w:eastAsia="en-GB"/>
+          <w14:ligatures w14:val="none"/>
+        </w:rPr>
+        <w:t xml:space="preserve">. The author worked in three virological labs in USA and at Université Pierre et Marie Curie, which resulted in 45 publications on viral evolution and immunology in </w:t>
+      </w:r>
+      <w:r>
+        <w:rPr>
+          <w:rFonts w:ascii="Times New Roman" w:eastAsia="Times New Roman" w:hAnsi="Times New Roman" w:cs="Times New Roman"/>
+          <w:i/>
+          <w:iCs/>
+          <w:color w:val="000000"/>
+          <w:kern w:val="0"/>
+          <w:sz w:val="22"/>
+          <w:szCs w:val="22"/>
+          <w:lang w:eastAsia="en-GB"/>
+          <w14:ligatures w14:val="none"/>
+        </w:rPr>
+        <w:t xml:space="preserve">PNAS, PLOS Pathogens, Journal of Virology, Cell, </w:t>
+      </w:r>
+      <w:r>
+        <w:rPr>
+          <w:rFonts w:ascii="Times New Roman" w:eastAsia="Times New Roman" w:hAnsi="Times New Roman" w:cs="Times New Roman"/>
+          <w:color w:val="000000"/>
+          <w:kern w:val="0"/>
+          <w:sz w:val="22"/>
+          <w:szCs w:val="22"/>
+          <w:lang w:eastAsia="en-GB"/>
+          <w14:ligatures w14:val="none"/>
+        </w:rPr>
+        <w:t>and</w:t>
+      </w:r>
+      <w:r>
+        <w:rPr>
+          <w:rFonts w:ascii="Times New Roman" w:eastAsia="Times New Roman" w:hAnsi="Times New Roman" w:cs="Times New Roman"/>
+          <w:i/>
+          <w:iCs/>
+          <w:color w:val="000000"/>
+          <w:kern w:val="0"/>
+          <w:sz w:val="22"/>
+          <w:szCs w:val="22"/>
+          <w:lang w:eastAsia="en-GB"/>
+          <w14:ligatures w14:val="none"/>
+        </w:rPr>
+        <w:t xml:space="preserve"> Cell Host and Microbe</w:t>
+      </w:r>
+      <w:r>
+        <w:rPr>
+          <w:rFonts w:ascii="Times New Roman" w:eastAsia="Times New Roman" w:hAnsi="Times New Roman" w:cs="Times New Roman"/>
+          <w:color w:val="000000"/>
+          <w:kern w:val="0"/>
+          <w:sz w:val="22"/>
+          <w:szCs w:val="22"/>
+          <w:lang w:eastAsia="en-GB"/>
+          <w14:ligatures w14:val="none"/>
+        </w:rPr>
+        <w:t xml:space="preserve">, mostly, as the leading author. </w:t>
+      </w:r>
+      <w:r>
+        <w:rPr>
+          <w:rFonts w:ascii="Times New Roman" w:eastAsia="Times New Roman" w:hAnsi="Times New Roman" w:cs="Times New Roman"/>
+          <w:color w:val="000000"/>
+          <w:kern w:val="0"/>
+          <w:sz w:val="22"/>
+          <w:szCs w:val="22"/>
+          <w:lang w:eastAsia="en-GB"/>
+          <w14:ligatures w14:val="none"/>
+        </w:rPr>
+        <w:t xml:space="preserve">He was the first to estimate selection cofficient, population size and recombination rate of HIV in patients and to propose a multi locus theory of evolution taking into account clonal linkage effects. </w:t>
+      </w:r>
+    </w:p>
+    <w:p>
+      <w:pPr>
+        <w:pStyle w:val="u-mb-24"/>
+        <w:spacing w:before="0" w:beforeAutospacing="0" w:after="360" w:afterAutospacing="0"/>
         <w:rPr>
           <w:rFonts w:ascii="Merriweather Sans" w:hAnsi="Merriweather Sans"/>
           <w:b/>
           <w:color w:val="222222"/>
           <w:spacing w:val="2"/>
         </w:rPr>
-        <w:br/>
+      </w:pPr>
+      <w:r>
+        <w:rPr>
+          <w:rFonts w:ascii="Merriweather Sans" w:hAnsi="Merriweather Sans"/>
+          <w:b/>
+          <w:color w:val="222222"/>
+          <w:spacing w:val="2"/>
+        </w:rPr>
         <w:t>The mathematical and statistical methodology presented in this study is identical to the framework proposed in the authors' previous work on influenza hemagglutinin published by Pedruzzi and Rouzine in 2021. The definition of the universal footprint, the implementation of the three-site conditional correlator, and the ratio threshold of 0.5 used to filter linkage noise are carried over without modification. The only differences in the current manuscript are the application of this established pipeline to SARS-CoV-2, the tailoring of the Wright-Fisher simulations to feature a star-shaped fitness valley network, and a GPU-parallelized implementation of the correlator calculations. The paper therefore represents an application of an existing method rather than a novel methodological development.</w:t>
       </w:r>
     </w:p>
@@ -360,7 +634,21 @@
           <w:color w:val="222222"/>
           <w:spacing w:val="2"/>
         </w:rPr>
-        <w:t xml:space="preserve">The novelty of this paper is </w:t>
+        <w:t>The novelty of this paper</w:t>
+      </w:r>
+      <w:r>
+        <w:rPr>
+          <w:color w:val="222222"/>
+          <w:spacing w:val="2"/>
+        </w:rPr>
+        <w:t>, missed by Reviewer,</w:t>
+      </w:r>
+      <w:r>
+        <w:rPr>
+          <w:color w:val="222222"/>
+          <w:spacing w:val="2"/>
+        </w:rPr>
+        <w:t xml:space="preserve"> is </w:t>
       </w:r>
       <w:r>
         <w:rPr>
@@ -413,7 +701,7 @@
           <w:sz w:val="20"/>
           <w:szCs w:val="20"/>
         </w:rPr>
-        <w:t>The novel contribution of the present MS is, as follows. In the present work, the</w:t>
+        <w:t>In the present work, the</w:t>
       </w:r>
       <w:r>
         <w:rPr>
@@ -521,7 +809,7 @@
           <w:sz w:val="20"/>
           <w:szCs w:val="20"/>
         </w:rPr>
-        <w:t xml:space="preserve"> </w:t>
+        <w:t xml:space="preserve"> accuracy of the method of Pedruzzi 2021 is</w:t>
       </w:r>
       <w:r>
         <w:rPr>
@@ -530,7 +818,7 @@
           <w:sz w:val="20"/>
           <w:szCs w:val="20"/>
         </w:rPr>
-        <w:t xml:space="preserve">accuracy of the </w:t>
+        <w:t xml:space="preserve"> now</w:t>
       </w:r>
       <w:r>
         <w:rPr>
@@ -539,52 +827,7 @@
           <w:sz w:val="20"/>
           <w:szCs w:val="20"/>
         </w:rPr>
-        <w:t>method</w:t>
-      </w:r>
-      <w:r>
-        <w:rPr>
-          <w:color w:val="222222"/>
-          <w:spacing w:val="2"/>
-          <w:sz w:val="20"/>
-          <w:szCs w:val="20"/>
-        </w:rPr>
-        <w:t xml:space="preserve"> of </w:t>
-      </w:r>
-      <w:r>
-        <w:rPr>
-          <w:color w:val="222222"/>
-          <w:spacing w:val="2"/>
-          <w:sz w:val="20"/>
-          <w:szCs w:val="20"/>
-        </w:rPr>
-        <w:t>Pedruzzi 2021</w:t>
-      </w:r>
-      <w:r>
-        <w:rPr>
-          <w:color w:val="222222"/>
-          <w:spacing w:val="2"/>
-          <w:sz w:val="20"/>
-          <w:szCs w:val="20"/>
-        </w:rPr>
-        <w:t xml:space="preserve"> is tested </w:t>
-      </w:r>
-      <w:r>
-        <w:rPr>
-          <w:color w:val="222222"/>
-          <w:spacing w:val="2"/>
-          <w:sz w:val="20"/>
-          <w:szCs w:val="20"/>
-        </w:rPr>
-        <w:t>in a broad range of parameter</w:t>
-      </w:r>
-      <w:r>
-        <w:rPr>
-          <w:color w:val="222222"/>
-          <w:spacing w:val="2"/>
-          <w:sz w:val="20"/>
-          <w:szCs w:val="20"/>
-        </w:rPr>
-        <w:t>s on simulated sequences.</w:t>
+        <w:t xml:space="preserve"> tested in a broad range of parameters on simulated sequences.</w:t>
       </w:r>
     </w:p>
     <w:p>
@@ -613,7 +856,7 @@
           <w:color w:val="222222"/>
           <w:spacing w:val="2"/>
         </w:rPr>
-        <w:t xml:space="preserve">The assumption that averaging haplotype frequencies over different geographic regions cancels out linkage disequilibrium is limited by migration. During early phases of the pandemic under strict border controls and local non-pharmaceutical interventions, geographic regions exhibited some degree of isolated, independent evolution. However, in the period analyzed by the authors from late 2020 through late 2021, the rapid global dissemination of major variants like Alpha and Delta, coupled with the progressive relaxation of travel restrictions, established a highly connected global population. Under this high-migration regime, geographic regions do not represent independent evolutionary replicates. Instead, identical clonal linkage structures are carried across continents, meaning that geographic averaging may not fully cancel out linkage disequilibrium. While the method may have utility in truly isolated populations, its application to globally circulating variants is susceptible to </w:t>
+        <w:t xml:space="preserve">The assumption that averaging haplotype frequencies over different geographic regions cancels out linkage disequilibrium is limited by migration. During early phases of the pandemic under strict border controls and local non-pharmaceutical interventions, geographic regions </w:t>
       </w:r>
       <w:r>
         <w:rPr>
@@ -623,7 +866,7 @@
           <w:spacing w:val="2"/>
         </w:rPr>
         <w:lastRenderedPageBreak/>
-        <w:t>phylogenetic confounding, and the identified correlations likely reflect clonal variant-defining mutations rather than functional epistasis.</w:t>
+        <w:t>exhibited some degree of isolated, independent evolution. However, in the period analyzed by the authors from late 2020 through late 2021, the rapid global dissemination of major variants like Alpha and Delta, coupled with the progressive relaxation of travel restrictions, established a highly connected global population. Under this high-migration regime, geographic regions do not represent independent evolutionary replicates. Instead, identical clonal linkage structures are carried across continents, meaning that geographic averaging may not fully cancel out linkage disequilibrium. While the method may have utility in truly isolated populations, its application to globally circulating variants is susceptible to phylogenetic confounding, and the identified correlations likely reflect clonal variant-defining mutations rather than functional epistasis.</w:t>
       </w:r>
     </w:p>
     <w:p>
@@ -1268,7 +1511,7 @@
           <w:sz w:val="24"/>
           <w:szCs w:val="24"/>
         </w:rPr>
-        <w:t>such evolution is associated with thousands of generations, see our estimates of s for HIV in Batorsky et al 2011.</w:t>
+        <w:t xml:space="preserve">such evolution is associated with thousands of generations, see our estimates of s for HIV in Batorsky et al </w:t>
       </w:r>
       <w:r>
         <w:rPr>
@@ -1276,7 +1519,8 @@
           <w:sz w:val="24"/>
           <w:szCs w:val="24"/>
         </w:rPr>
-        <w:t xml:space="preserve"> </w:t>
+        <w:lastRenderedPageBreak/>
+        <w:t>2011.</w:t>
       </w:r>
       <w:r>
         <w:rPr>
@@ -1284,7 +1528,7 @@
           <w:sz w:val="24"/>
           <w:szCs w:val="24"/>
         </w:rPr>
-        <w:t>Variant alpha emerges in one year of pandemics, which coresponds to roughly 20</w:t>
+        <w:t xml:space="preserve"> </w:t>
       </w:r>
       <w:r>
         <w:rPr>
@@ -1292,7 +1536,7 @@
           <w:sz w:val="24"/>
           <w:szCs w:val="24"/>
         </w:rPr>
-        <w:t>-30</w:t>
+        <w:t>Variant alpha emerges in one year of pandemics, which coresponds to roughly 20</w:t>
       </w:r>
       <w:r>
         <w:rPr>
@@ -1300,7 +1544,7 @@
           <w:sz w:val="24"/>
           <w:szCs w:val="24"/>
         </w:rPr>
-        <w:t xml:space="preserve"> generations of</w:t>
+        <w:t>-30</w:t>
       </w:r>
       <w:r>
         <w:rPr>
@@ -1308,7 +1552,7 @@
           <w:sz w:val="24"/>
           <w:szCs w:val="24"/>
         </w:rPr>
-        <w:t xml:space="preserve"> </w:t>
+        <w:t xml:space="preserve"> generations of</w:t>
       </w:r>
       <w:r>
         <w:rPr>
@@ -1316,7 +1560,7 @@
           <w:sz w:val="24"/>
           <w:szCs w:val="24"/>
         </w:rPr>
-        <w:t xml:space="preserve">the virus, assuming </w:t>
+        <w:t xml:space="preserve"> </w:t>
       </w:r>
       <w:r>
         <w:rPr>
@@ -1324,7 +1568,7 @@
           <w:sz w:val="24"/>
           <w:szCs w:val="24"/>
         </w:rPr>
-        <w:t>10-14 days</w:t>
+        <w:t xml:space="preserve">the virus, assuming </w:t>
       </w:r>
       <w:r>
         <w:rPr>
@@ -1332,7 +1576,7 @@
           <w:sz w:val="24"/>
           <w:szCs w:val="24"/>
         </w:rPr>
-        <w:t xml:space="preserve"> as the transmission period. </w:t>
+        <w:t>10-14 days</w:t>
       </w:r>
       <w:r>
         <w:rPr>
@@ -1340,7 +1584,7 @@
           <w:sz w:val="24"/>
           <w:szCs w:val="24"/>
         </w:rPr>
-        <w:t>Hence, we adjust the value of s to fit the</w:t>
+        <w:t xml:space="preserve"> as the transmission period. </w:t>
       </w:r>
       <w:r>
         <w:rPr>
@@ -1348,7 +1592,7 @@
           <w:sz w:val="24"/>
           <w:szCs w:val="24"/>
         </w:rPr>
-        <w:t xml:space="preserve"> </w:t>
+        <w:t>Hence, we adjust the value of s to fit the</w:t>
       </w:r>
       <w:r>
         <w:rPr>
@@ -1356,7 +1600,7 @@
           <w:sz w:val="24"/>
           <w:szCs w:val="24"/>
         </w:rPr>
-        <w:t>observed time scale of VOC emergence</w:t>
+        <w:t xml:space="preserve"> </w:t>
       </w:r>
       <w:r>
         <w:rPr>
@@ -1364,6 +1608,14 @@
           <w:sz w:val="24"/>
           <w:szCs w:val="24"/>
         </w:rPr>
+        <w:t>observed time scale of VOC emergence</w:t>
+      </w:r>
+      <w:r>
+        <w:rPr>
+          <w:rFonts w:ascii="Times New Roman" w:hAnsi="Times New Roman"/>
+          <w:sz w:val="24"/>
+          <w:szCs w:val="24"/>
+        </w:rPr>
         <w:t xml:space="preserve"> (see Rouzine and Coffin J Virol 1999 and Batorsky et al PNAS 2011). In the revised version, we made it more clear in the text.</w:t>
       </w:r>
     </w:p>
@@ -1413,562 +1665,570 @@
           <w:color w:val="000000"/>
           <w:shd w:val="clear" w:color="auto" w:fill="FFFFFF"/>
         </w:rPr>
+        <w:t>We added the control simulation to the revised version.</w:t>
+      </w:r>
+      <w:r>
+        <w:rPr>
+          <w:rFonts w:ascii="Times New Roman" w:hAnsi="Times New Roman" w:cs="Times New Roman"/>
+          <w:color w:val="000000"/>
+          <w:shd w:val="clear" w:color="auto" w:fill="FFFFFF"/>
+        </w:rPr>
+        <w:t xml:space="preserve"> </w:t>
+      </w:r>
+      <w:r>
+        <w:rPr>
+          <w:rFonts w:ascii="Times New Roman" w:hAnsi="Times New Roman" w:cs="Times New Roman"/>
+          <w:color w:val="000000"/>
+          <w:shd w:val="clear" w:color="auto" w:fill="FFFFFF"/>
+        </w:rPr>
+        <w:t>Thanks for the suggestion.</w:t>
+      </w:r>
+      <w:r>
+        <w:rPr>
+          <w:rFonts w:ascii="Merriweather Sans" w:hAnsi="Merriweather Sans"/>
+          <w:color w:val="222222"/>
+          <w:spacing w:val="2"/>
+        </w:rPr>
+        <w:br/>
+      </w:r>
+      <w:r>
+        <w:rPr>
+          <w:rFonts w:ascii="Merriweather Sans" w:hAnsi="Merriweather Sans"/>
+          <w:color w:val="222222"/>
+          <w:spacing w:val="2"/>
+        </w:rPr>
+        <w:br/>
+      </w:r>
+      <w:r>
+        <w:rPr>
+          <w:rFonts w:ascii="Merriweather Sans" w:hAnsi="Merriweather Sans"/>
+          <w:b/>
+          <w:color w:val="222222"/>
+          <w:spacing w:val="2"/>
+        </w:rPr>
+        <w:t>By projecting multi-locus genotypes onto two-site or three-site haplotype frequencies, the method ignores the wider genetic background.</w:t>
+      </w:r>
+      <w:r>
+        <w:rPr>
+          <w:rFonts w:ascii="Merriweather Sans" w:hAnsi="Merriweather Sans"/>
+          <w:color w:val="222222"/>
+          <w:spacing w:val="2"/>
+        </w:rPr>
+        <w:t xml:space="preserve"> </w:t>
+      </w:r>
+      <w:r>
+        <w:rPr>
+          <w:rFonts w:ascii="Merriweather Sans" w:hAnsi="Merriweather Sans"/>
+          <w:color w:val="222222"/>
+          <w:spacing w:val="2"/>
+        </w:rPr>
+        <w:t>In clonal populations, fixing a single conditional site to wild-type is insufficient to control for a background carrying dozens of tightly linked mutations.</w:t>
+      </w:r>
+    </w:p>
+    <w:p>
+      <w:pPr>
+        <w:rPr>
+          <w:rFonts w:ascii="Merriweather Sans" w:hAnsi="Merriweather Sans"/>
+          <w:color w:val="222222"/>
+          <w:spacing w:val="2"/>
+        </w:rPr>
+      </w:pPr>
+    </w:p>
+    <w:p>
+      <w:pPr>
+        <w:rPr>
+          <w:rFonts w:ascii="Times New Roman" w:hAnsi="Times New Roman" w:cs="Times New Roman"/>
+          <w:color w:val="000000"/>
+          <w:shd w:val="clear" w:color="auto" w:fill="FFFFFF"/>
+        </w:rPr>
+      </w:pPr>
+      <w:r>
+        <w:rPr>
+          <w:rFonts w:ascii="Times New Roman" w:hAnsi="Times New Roman" w:cs="Times New Roman"/>
+          <w:color w:val="000000"/>
+          <w:shd w:val="clear" w:color="auto" w:fill="FFFFFF"/>
+        </w:rPr>
+        <w:t xml:space="preserve">Reviewer is </w:t>
+      </w:r>
+      <w:r>
+        <w:rPr>
+          <w:rFonts w:ascii="Times New Roman" w:hAnsi="Times New Roman" w:cs="Times New Roman"/>
+          <w:color w:val="000000"/>
+          <w:shd w:val="clear" w:color="auto" w:fill="FFFFFF"/>
+        </w:rPr>
+        <w:t xml:space="preserve">mistaken. </w:t>
+      </w:r>
+      <w:r>
+        <w:rPr>
+          <w:rFonts w:ascii="Times New Roman" w:hAnsi="Times New Roman" w:cs="Times New Roman"/>
+          <w:color w:val="000000"/>
+          <w:shd w:val="clear" w:color="auto" w:fill="FFFFFF"/>
+        </w:rPr>
+        <w:t>We do not p</w:t>
+      </w:r>
+      <w:r>
+        <w:rPr>
+          <w:rFonts w:ascii="Times New Roman" w:hAnsi="Times New Roman" w:cs="Times New Roman"/>
+          <w:color w:val="000000"/>
+          <w:shd w:val="clear" w:color="auto" w:fill="FFFFFF"/>
+        </w:rPr>
+        <w:t>r</w:t>
+      </w:r>
+      <w:r>
+        <w:rPr>
+          <w:rFonts w:ascii="Times New Roman" w:hAnsi="Times New Roman" w:cs="Times New Roman"/>
+          <w:color w:val="000000"/>
+          <w:shd w:val="clear" w:color="auto" w:fill="FFFFFF"/>
+        </w:rPr>
+        <w:t xml:space="preserve">oject multi-locus genotypes </w:t>
+      </w:r>
+      <w:r>
+        <w:rPr>
+          <w:rFonts w:ascii="Times New Roman" w:hAnsi="Times New Roman" w:cs="Times New Roman"/>
+          <w:color w:val="222222"/>
+          <w:spacing w:val="2"/>
+        </w:rPr>
+        <w:t>onto two-site or three-site haplotypes</w:t>
+      </w:r>
+      <w:r>
+        <w:rPr>
+          <w:rFonts w:ascii="Times New Roman" w:hAnsi="Times New Roman" w:cs="Times New Roman"/>
+          <w:color w:val="222222"/>
+          <w:spacing w:val="2"/>
+        </w:rPr>
+        <w:t xml:space="preserve"> anywhere</w:t>
+      </w:r>
+      <w:r>
+        <w:rPr>
+          <w:rFonts w:ascii="Times New Roman" w:hAnsi="Times New Roman" w:cs="Times New Roman"/>
+          <w:color w:val="222222"/>
+          <w:spacing w:val="2"/>
+        </w:rPr>
+        <w:t>.</w:t>
+      </w:r>
+      <w:r>
+        <w:rPr>
+          <w:rFonts w:ascii="Times New Roman" w:hAnsi="Times New Roman" w:cs="Times New Roman"/>
+          <w:b/>
+          <w:color w:val="222222"/>
+          <w:spacing w:val="2"/>
+        </w:rPr>
+        <w:t xml:space="preserve"> </w:t>
+      </w:r>
+      <w:r>
+        <w:rPr>
+          <w:rFonts w:ascii="Times New Roman" w:hAnsi="Times New Roman" w:cs="Times New Roman"/>
+          <w:color w:val="000000"/>
+          <w:shd w:val="clear" w:color="auto" w:fill="FFFFFF"/>
+        </w:rPr>
+        <w:t>Our</w:t>
+      </w:r>
+      <w:r>
+        <w:rPr>
+          <w:rFonts w:ascii="Times New Roman" w:hAnsi="Times New Roman" w:cs="Times New Roman"/>
+          <w:color w:val="000000"/>
+          <w:shd w:val="clear" w:color="auto" w:fill="FFFFFF"/>
+        </w:rPr>
+        <w:t xml:space="preserve"> Monte Carlo simulation </w:t>
+      </w:r>
+      <w:r>
+        <w:rPr>
+          <w:rFonts w:ascii="Times New Roman" w:hAnsi="Times New Roman" w:cs="Times New Roman"/>
+          <w:color w:val="000000"/>
+          <w:shd w:val="clear" w:color="auto" w:fill="FFFFFF"/>
+        </w:rPr>
+        <w:t>generates</w:t>
+      </w:r>
+      <w:r>
+        <w:rPr>
+          <w:rFonts w:ascii="Times New Roman" w:hAnsi="Times New Roman" w:cs="Times New Roman"/>
+          <w:color w:val="000000"/>
+          <w:shd w:val="clear" w:color="auto" w:fill="FFFFFF"/>
+        </w:rPr>
+        <w:t xml:space="preserve"> </w:t>
+      </w:r>
+      <w:r>
+        <w:rPr>
+          <w:rFonts w:ascii="Times New Roman" w:hAnsi="Times New Roman" w:cs="Times New Roman"/>
+          <w:color w:val="000000"/>
+          <w:shd w:val="clear" w:color="auto" w:fill="FFFFFF"/>
+        </w:rPr>
+        <w:t xml:space="preserve">sequences </w:t>
+      </w:r>
+      <w:r>
+        <w:rPr>
+          <w:rFonts w:ascii="Times New Roman" w:hAnsi="Times New Roman" w:cs="Times New Roman"/>
+          <w:color w:val="000000"/>
+          <w:shd w:val="clear" w:color="auto" w:fill="FFFFFF"/>
+        </w:rPr>
+        <w:t>with a large number of sites.</w:t>
+      </w:r>
+      <w:r>
+        <w:rPr>
+          <w:rFonts w:ascii="Times New Roman" w:hAnsi="Times New Roman" w:cs="Times New Roman"/>
+          <w:color w:val="000000"/>
+          <w:shd w:val="clear" w:color="auto" w:fill="FFFFFF"/>
+        </w:rPr>
+        <w:t xml:space="preserve"> </w:t>
+      </w:r>
+      <w:r>
+        <w:rPr>
+          <w:rFonts w:ascii="Times New Roman" w:hAnsi="Times New Roman" w:cs="Times New Roman"/>
+          <w:color w:val="000000"/>
+          <w:shd w:val="clear" w:color="auto" w:fill="FFFFFF"/>
+        </w:rPr>
+        <w:t>We use them to test the accuracy of the method</w:t>
+      </w:r>
+      <w:r>
+        <w:rPr>
+          <w:rFonts w:ascii="Times New Roman" w:hAnsi="Times New Roman" w:cs="Times New Roman"/>
+          <w:color w:val="000000"/>
+          <w:shd w:val="clear" w:color="auto" w:fill="FFFFFF"/>
+        </w:rPr>
+        <w:t xml:space="preserve"> directly</w:t>
+      </w:r>
+      <w:r>
+        <w:rPr>
+          <w:rFonts w:ascii="Times New Roman" w:hAnsi="Times New Roman" w:cs="Times New Roman"/>
+          <w:color w:val="000000"/>
+          <w:shd w:val="clear" w:color="auto" w:fill="FFFFFF"/>
+        </w:rPr>
+        <w:t xml:space="preserve">. </w:t>
+      </w:r>
+      <w:r>
+        <w:rPr>
+          <w:rFonts w:ascii="Times New Roman" w:hAnsi="Times New Roman" w:cs="Times New Roman"/>
+          <w:color w:val="000000"/>
+          <w:shd w:val="clear" w:color="auto" w:fill="FFFFFF"/>
+        </w:rPr>
+        <w:t xml:space="preserve">Hence </w:t>
+      </w:r>
+      <w:r>
+        <w:rPr>
+          <w:rFonts w:ascii="Times New Roman" w:hAnsi="Times New Roman" w:cs="Times New Roman"/>
+          <w:color w:val="000000"/>
+          <w:shd w:val="clear" w:color="auto" w:fill="FFFFFF"/>
+        </w:rPr>
+        <w:t>the</w:t>
+      </w:r>
+      <w:r>
+        <w:rPr>
+          <w:rFonts w:ascii="Times New Roman" w:hAnsi="Times New Roman" w:cs="Times New Roman"/>
+          <w:color w:val="000000"/>
+          <w:shd w:val="clear" w:color="auto" w:fill="FFFFFF"/>
+        </w:rPr>
+        <w:t xml:space="preserve"> multi-locus </w:t>
+      </w:r>
+      <w:r>
+        <w:rPr>
+          <w:rFonts w:ascii="Times New Roman" w:hAnsi="Times New Roman" w:cs="Times New Roman"/>
+          <w:color w:val="000000"/>
+          <w:shd w:val="clear" w:color="auto" w:fill="FFFFFF"/>
+        </w:rPr>
+        <w:t xml:space="preserve">genetic background </w:t>
+      </w:r>
+      <w:r>
+        <w:rPr>
+          <w:rFonts w:ascii="Times New Roman" w:hAnsi="Times New Roman" w:cs="Times New Roman"/>
+          <w:color w:val="000000"/>
+          <w:shd w:val="clear" w:color="auto" w:fill="FFFFFF"/>
+        </w:rPr>
+        <w:t xml:space="preserve">effects </w:t>
+      </w:r>
+      <w:r>
+        <w:rPr>
+          <w:rFonts w:ascii="Times New Roman" w:hAnsi="Times New Roman" w:cs="Times New Roman"/>
+          <w:color w:val="000000"/>
+          <w:shd w:val="clear" w:color="auto" w:fill="FFFFFF"/>
+        </w:rPr>
+        <w:t>are included</w:t>
+      </w:r>
+      <w:r>
+        <w:rPr>
+          <w:rFonts w:ascii="Times New Roman" w:hAnsi="Times New Roman" w:cs="Times New Roman"/>
+          <w:color w:val="000000"/>
+          <w:shd w:val="clear" w:color="auto" w:fill="FFFFFF"/>
+        </w:rPr>
+        <w:t>.</w:t>
+      </w:r>
+    </w:p>
+    <w:p>
+      <w:pPr>
+        <w:rPr>
+          <w:rFonts w:ascii="Merriweather Sans" w:hAnsi="Merriweather Sans"/>
+          <w:color w:val="222222"/>
+          <w:spacing w:val="2"/>
+        </w:rPr>
+      </w:pPr>
+    </w:p>
+    <w:p>
+      <w:pPr>
+        <w:rPr>
+          <w:rFonts w:ascii="Merriweather Sans" w:hAnsi="Merriweather Sans"/>
+          <w:b/>
+          <w:color w:val="222222"/>
+          <w:spacing w:val="2"/>
+        </w:rPr>
+      </w:pPr>
+      <w:r>
+        <w:rPr>
+          <w:rFonts w:ascii="Merriweather Sans" w:hAnsi="Merriweather Sans"/>
+          <w:b/>
+          <w:color w:val="222222"/>
+          <w:spacing w:val="2"/>
+        </w:rPr>
+        <w:t>The approach also cannot capture higher-order epistasis or background-dependent interactions, where the epistatic effect between two sites is conditional on the states of other loci. A key example is the emergence of the SARS-CoV-2 Omicron variant, which carried over thirty mutations in the Spike protein. Many of these mutations individually reduce receptor binding affinity to ACE2, but when combined, they exhibit strong compensatory epistasis that restores binding while enabling antibody escape. Such multi-site interactions are highly background-dependent; the effect of any single mutation is contingent on the presence of the other co-inherited mutations. Consequently, compensatory mutations in viral proteins are often epistatically constrained by permissive mutations elsewhere in the genome, a phenomenon that is not captured by pairwise projection.</w:t>
+      </w:r>
+    </w:p>
+    <w:p>
+      <w:pPr>
+        <w:rPr>
+          <w:rFonts w:ascii="Times New Roman" w:hAnsi="Times New Roman" w:cs="Times New Roman"/>
+          <w:color w:val="000000"/>
+          <w:shd w:val="clear" w:color="auto" w:fill="FFFFFF"/>
+        </w:rPr>
+      </w:pPr>
+    </w:p>
+    <w:p>
+      <w:pPr>
+        <w:rPr>
+          <w:rFonts w:ascii="Times New Roman" w:hAnsi="Times New Roman" w:cs="Times New Roman"/>
+          <w:color w:val="000000"/>
+          <w:shd w:val="clear" w:color="auto" w:fill="FFFFFF"/>
+        </w:rPr>
+      </w:pPr>
+      <w:r>
+        <w:rPr>
+          <w:rFonts w:ascii="Times New Roman" w:hAnsi="Times New Roman" w:cs="Times New Roman"/>
+          <w:color w:val="000000"/>
+          <w:shd w:val="clear" w:color="auto" w:fill="FFFFFF"/>
+        </w:rPr>
+        <w:t xml:space="preserve">The main message of our work is that the </w:t>
+      </w:r>
+      <w:r>
+        <w:rPr>
+          <w:rFonts w:ascii="Times New Roman" w:hAnsi="Times New Roman" w:cs="Times New Roman"/>
+          <w:color w:val="000000"/>
+          <w:shd w:val="clear" w:color="auto" w:fill="FFFFFF"/>
+        </w:rPr>
+        <w:t>em</w:t>
+      </w:r>
+      <w:r>
+        <w:rPr>
+          <w:rFonts w:ascii="Times New Roman" w:hAnsi="Times New Roman" w:cs="Times New Roman"/>
+          <w:color w:val="000000"/>
+          <w:shd w:val="clear" w:color="auto" w:fill="FFFFFF"/>
+        </w:rPr>
+        <w:t>e</w:t>
+      </w:r>
+      <w:r>
+        <w:rPr>
+          <w:rFonts w:ascii="Times New Roman" w:hAnsi="Times New Roman" w:cs="Times New Roman"/>
+          <w:color w:val="000000"/>
+          <w:shd w:val="clear" w:color="auto" w:fill="FFFFFF"/>
+        </w:rPr>
+        <w:t>rgence of VOC can be explained by a simpler model with pairwise epistasis.</w:t>
+      </w:r>
+    </w:p>
+    <w:p>
+      <w:pPr>
+        <w:rPr>
+          <w:rFonts w:ascii="Times New Roman" w:hAnsi="Times New Roman" w:cs="Times New Roman"/>
+          <w:color w:val="000000"/>
+          <w:shd w:val="clear" w:color="auto" w:fill="FFFFFF"/>
+        </w:rPr>
+      </w:pPr>
+    </w:p>
+    <w:p>
+      <w:pPr>
+        <w:rPr>
+          <w:rFonts w:ascii="Times New Roman" w:hAnsi="Times New Roman" w:cs="Times New Roman"/>
+          <w:color w:val="000000"/>
+          <w:shd w:val="clear" w:color="auto" w:fill="FFFFFF"/>
+        </w:rPr>
+      </w:pPr>
+      <w:r>
+        <w:rPr>
+          <w:rFonts w:ascii="Times New Roman" w:hAnsi="Times New Roman" w:cs="Times New Roman"/>
+          <w:color w:val="000000"/>
+          <w:shd w:val="clear" w:color="auto" w:fill="FFFFFF"/>
+        </w:rPr>
+        <w:t>The fact that a certain biological factor exists does not mean it must be included in each model, and that each model should desc</w:t>
+      </w:r>
+      <w:r>
+        <w:rPr>
+          <w:rFonts w:ascii="Times New Roman" w:hAnsi="Times New Roman" w:cs="Times New Roman"/>
+          <w:color w:val="000000"/>
+          <w:shd w:val="clear" w:color="auto" w:fill="FFFFFF"/>
+        </w:rPr>
+        <w:t>r</w:t>
+      </w:r>
+      <w:r>
+        <w:rPr>
+          <w:rFonts w:ascii="Times New Roman" w:hAnsi="Times New Roman" w:cs="Times New Roman"/>
+          <w:color w:val="000000"/>
+          <w:shd w:val="clear" w:color="auto" w:fill="FFFFFF"/>
+        </w:rPr>
+        <w:t xml:space="preserve">ibe all facts. </w:t>
+      </w:r>
+      <w:r>
+        <w:rPr>
+          <w:rFonts w:ascii="Times New Roman" w:hAnsi="Times New Roman" w:cs="Times New Roman"/>
+          <w:color w:val="000000"/>
+          <w:shd w:val="clear" w:color="auto" w:fill="FFFFFF"/>
+        </w:rPr>
+        <w:t xml:space="preserve">The choice of a model depends on the question asked. </w:t>
+      </w:r>
+      <w:r>
+        <w:rPr>
+          <w:rFonts w:ascii="Times New Roman" w:hAnsi="Times New Roman" w:cs="Times New Roman"/>
+          <w:color w:val="000000"/>
+          <w:shd w:val="clear" w:color="auto" w:fill="FFFFFF"/>
+        </w:rPr>
+        <w:t>A modeler is supposed to chose th</w:t>
+      </w:r>
+      <w:r>
+        <w:rPr>
+          <w:rFonts w:ascii="Times New Roman" w:hAnsi="Times New Roman" w:cs="Times New Roman"/>
+          <w:color w:val="000000"/>
+          <w:shd w:val="clear" w:color="auto" w:fill="FFFFFF"/>
+        </w:rPr>
+        <w:t>e</w:t>
+      </w:r>
+      <w:r>
+        <w:rPr>
+          <w:rFonts w:ascii="Times New Roman" w:hAnsi="Times New Roman" w:cs="Times New Roman"/>
+          <w:color w:val="000000"/>
+          <w:shd w:val="clear" w:color="auto" w:fill="FFFFFF"/>
+        </w:rPr>
+        <w:t xml:space="preserve"> simplest model that answers </w:t>
+      </w:r>
+      <w:r>
+        <w:rPr>
+          <w:rFonts w:ascii="Times New Roman" w:hAnsi="Times New Roman" w:cs="Times New Roman"/>
+          <w:color w:val="000000"/>
+          <w:shd w:val="clear" w:color="auto" w:fill="FFFFFF"/>
+        </w:rPr>
+        <w:t>it</w:t>
+      </w:r>
+      <w:r>
+        <w:rPr>
+          <w:rFonts w:ascii="Times New Roman" w:hAnsi="Times New Roman" w:cs="Times New Roman"/>
+          <w:color w:val="000000"/>
+          <w:shd w:val="clear" w:color="auto" w:fill="FFFFFF"/>
+        </w:rPr>
+        <w:t xml:space="preserve">. </w:t>
+      </w:r>
+      <w:r>
+        <w:rPr>
+          <w:rFonts w:ascii="Times New Roman" w:hAnsi="Times New Roman" w:cs="Times New Roman"/>
+          <w:color w:val="000000"/>
+          <w:shd w:val="clear" w:color="auto" w:fill="FFFFFF"/>
+        </w:rPr>
+        <w:t>And there</w:t>
+      </w:r>
+      <w:r>
+        <w:rPr>
+          <w:rFonts w:ascii="Times New Roman" w:hAnsi="Times New Roman" w:cs="Times New Roman"/>
+          <w:color w:val="000000"/>
+          <w:shd w:val="clear" w:color="auto" w:fill="FFFFFF"/>
+        </w:rPr>
+        <w:t xml:space="preserve"> is no evidence that higher-order epistasis is </w:t>
+      </w:r>
+      <w:r>
+        <w:rPr>
+          <w:rFonts w:ascii="Times New Roman" w:hAnsi="Times New Roman" w:cs="Times New Roman"/>
+          <w:color w:val="000000"/>
+          <w:shd w:val="clear" w:color="auto" w:fill="FFFFFF"/>
+        </w:rPr>
+        <w:t>relevant</w:t>
+      </w:r>
+      <w:r>
+        <w:rPr>
+          <w:rFonts w:ascii="Times New Roman" w:hAnsi="Times New Roman" w:cs="Times New Roman"/>
+          <w:color w:val="000000"/>
+          <w:shd w:val="clear" w:color="auto" w:fill="FFFFFF"/>
+        </w:rPr>
+        <w:t xml:space="preserve"> here</w:t>
+      </w:r>
+      <w:r>
+        <w:rPr>
+          <w:rFonts w:ascii="Times New Roman" w:hAnsi="Times New Roman" w:cs="Times New Roman"/>
+          <w:color w:val="000000"/>
+          <w:shd w:val="clear" w:color="auto" w:fill="FFFFFF"/>
+        </w:rPr>
+        <w:t xml:space="preserve"> at all</w:t>
+      </w:r>
+      <w:r>
+        <w:rPr>
+          <w:rFonts w:ascii="Times New Roman" w:hAnsi="Times New Roman" w:cs="Times New Roman"/>
+          <w:color w:val="000000"/>
+          <w:shd w:val="clear" w:color="auto" w:fill="FFFFFF"/>
+        </w:rPr>
+        <w:t xml:space="preserve">. </w:t>
+      </w:r>
+    </w:p>
+    <w:p>
+      <w:pPr>
+        <w:rPr>
+          <w:rFonts w:ascii="Merriweather Sans" w:hAnsi="Merriweather Sans"/>
+          <w:b/>
+          <w:color w:val="222222"/>
+          <w:spacing w:val="2"/>
+        </w:rPr>
+      </w:pPr>
+      <w:r>
+        <w:rPr>
+          <w:rFonts w:ascii="Merriweather Sans" w:hAnsi="Merriweather Sans"/>
+          <w:color w:val="222222"/>
+          <w:spacing w:val="2"/>
+        </w:rPr>
+        <w:br/>
+      </w:r>
+      <w:r>
+        <w:rPr>
+          <w:rFonts w:ascii="Merriweather Sans" w:hAnsi="Merriweather Sans"/>
+          <w:b/>
+          <w:color w:val="222222"/>
+          <w:spacing w:val="2"/>
+        </w:rPr>
+        <w:t xml:space="preserve">The authors' interpretation of the SARS-CoV-2 data as evidence of fitness valley crossing is not uniquely supported, as a compelling alternative </w:t>
+      </w:r>
+      <w:r>
+        <w:rPr>
+          <w:rFonts w:ascii="Merriweather Sans" w:hAnsi="Merriweather Sans"/>
+          <w:b/>
+          <w:color w:val="222222"/>
+          <w:spacing w:val="2"/>
+        </w:rPr>
         <w:lastRenderedPageBreak/>
-        <w:t>We added the control simulation to the revised version.</w:t>
-      </w:r>
-      <w:r>
-        <w:rPr>
-          <w:rFonts w:ascii="Times New Roman" w:hAnsi="Times New Roman" w:cs="Times New Roman"/>
-          <w:color w:val="000000"/>
-          <w:shd w:val="clear" w:color="auto" w:fill="FFFFFF"/>
-        </w:rPr>
-        <w:t xml:space="preserve"> </w:t>
-      </w:r>
-      <w:r>
-        <w:rPr>
-          <w:rFonts w:ascii="Times New Roman" w:hAnsi="Times New Roman" w:cs="Times New Roman"/>
-          <w:color w:val="000000"/>
-          <w:shd w:val="clear" w:color="auto" w:fill="FFFFFF"/>
-        </w:rPr>
-        <w:t>Thanks for the suggestion.</w:t>
-      </w:r>
-      <w:r>
-        <w:rPr>
-          <w:rFonts w:ascii="Merriweather Sans" w:hAnsi="Merriweather Sans"/>
-          <w:color w:val="222222"/>
-          <w:spacing w:val="2"/>
-        </w:rPr>
-        <w:br/>
-      </w:r>
-      <w:r>
-        <w:rPr>
-          <w:rFonts w:ascii="Merriweather Sans" w:hAnsi="Merriweather Sans"/>
-          <w:color w:val="222222"/>
-          <w:spacing w:val="2"/>
-        </w:rPr>
-        <w:br/>
-      </w:r>
-      <w:r>
+        <w:t xml:space="preserve">explanation exists. In the simulations, crossing a fitness valley generates a bimodal mutational spectrum as a single population splits into pre-valley and post-valley states. The authors equate this to the trimodal mutational spectrum observed in the SARS-CoV-2 data. However, this trimodal pattern could simply represent the temporal and geographic overlap of distinct, globally co-circulating clonal lineages (such as ancestral, Alpha, and Delta variants) that replaced one another over time, captured by pooling sequences across a one-year window. </w:t>
+      </w:r>
+    </w:p>
+    <w:p>
+      <w:pPr>
         <w:rPr>
           <w:rFonts w:ascii="Merriweather Sans" w:hAnsi="Merriweather Sans"/>
           <w:b/>
           <w:color w:val="222222"/>
           <w:spacing w:val="2"/>
         </w:rPr>
-        <w:t>By projecting multi-locus genotypes onto two-site or three-site haplotype frequencies, the method ignores the wider genetic background.</w:t>
-      </w:r>
-      <w:r>
-        <w:rPr>
-          <w:rFonts w:ascii="Merriweather Sans" w:hAnsi="Merriweather Sans"/>
-          <w:color w:val="222222"/>
-          <w:spacing w:val="2"/>
-        </w:rPr>
-        <w:t xml:space="preserve"> </w:t>
-      </w:r>
-      <w:r>
-        <w:rPr>
-          <w:rFonts w:ascii="Merriweather Sans" w:hAnsi="Merriweather Sans"/>
-          <w:color w:val="222222"/>
-          <w:spacing w:val="2"/>
-        </w:rPr>
-        <w:t>In clonal populations, fixing a single conditional site to wild-type is insufficient to control for a background carrying dozens of tightly linked mutations.</w:t>
-      </w:r>
-    </w:p>
-    <w:p>
-      <w:pPr>
-        <w:rPr>
-          <w:rFonts w:ascii="Merriweather Sans" w:hAnsi="Merriweather Sans"/>
-          <w:color w:val="222222"/>
-          <w:spacing w:val="2"/>
-        </w:rPr>
-      </w:pPr>
-    </w:p>
-    <w:p>
-      <w:pPr>
-        <w:rPr>
-          <w:rFonts w:ascii="Times New Roman" w:hAnsi="Times New Roman" w:cs="Times New Roman"/>
-          <w:color w:val="000000"/>
-          <w:shd w:val="clear" w:color="auto" w:fill="FFFFFF"/>
-        </w:rPr>
-      </w:pPr>
-      <w:r>
-        <w:rPr>
-          <w:rFonts w:ascii="Times New Roman" w:hAnsi="Times New Roman" w:cs="Times New Roman"/>
-          <w:color w:val="000000"/>
-          <w:shd w:val="clear" w:color="auto" w:fill="FFFFFF"/>
-        </w:rPr>
-        <w:t xml:space="preserve">Reviewer is </w:t>
-      </w:r>
-      <w:r>
-        <w:rPr>
-          <w:rFonts w:ascii="Times New Roman" w:hAnsi="Times New Roman" w:cs="Times New Roman"/>
-          <w:color w:val="000000"/>
-          <w:shd w:val="clear" w:color="auto" w:fill="FFFFFF"/>
-        </w:rPr>
-        <w:t xml:space="preserve">mistaken. </w:t>
-      </w:r>
-      <w:r>
-        <w:rPr>
-          <w:rFonts w:ascii="Times New Roman" w:hAnsi="Times New Roman" w:cs="Times New Roman"/>
-          <w:color w:val="000000"/>
-          <w:shd w:val="clear" w:color="auto" w:fill="FFFFFF"/>
-        </w:rPr>
-        <w:t>We do not p</w:t>
-      </w:r>
-      <w:r>
-        <w:rPr>
-          <w:rFonts w:ascii="Times New Roman" w:hAnsi="Times New Roman" w:cs="Times New Roman"/>
-          <w:color w:val="000000"/>
-          <w:shd w:val="clear" w:color="auto" w:fill="FFFFFF"/>
-        </w:rPr>
-        <w:t>r</w:t>
-      </w:r>
-      <w:r>
-        <w:rPr>
-          <w:rFonts w:ascii="Times New Roman" w:hAnsi="Times New Roman" w:cs="Times New Roman"/>
-          <w:color w:val="000000"/>
-          <w:shd w:val="clear" w:color="auto" w:fill="FFFFFF"/>
-        </w:rPr>
-        <w:t xml:space="preserve">oject multi-locus genotypes </w:t>
-      </w:r>
-      <w:r>
-        <w:rPr>
-          <w:rFonts w:ascii="Times New Roman" w:hAnsi="Times New Roman" w:cs="Times New Roman"/>
-          <w:color w:val="222222"/>
-          <w:spacing w:val="2"/>
-        </w:rPr>
-        <w:t>onto two-site or three-site haplotypes</w:t>
-      </w:r>
-      <w:r>
-        <w:rPr>
-          <w:rFonts w:ascii="Times New Roman" w:hAnsi="Times New Roman" w:cs="Times New Roman"/>
-          <w:color w:val="222222"/>
-          <w:spacing w:val="2"/>
-        </w:rPr>
-        <w:t xml:space="preserve"> anywhere</w:t>
-      </w:r>
-      <w:r>
-        <w:rPr>
-          <w:rFonts w:ascii="Times New Roman" w:hAnsi="Times New Roman" w:cs="Times New Roman"/>
-          <w:color w:val="222222"/>
-          <w:spacing w:val="2"/>
-        </w:rPr>
-        <w:t>.</w:t>
-      </w:r>
-      <w:r>
-        <w:rPr>
-          <w:rFonts w:ascii="Times New Roman" w:hAnsi="Times New Roman" w:cs="Times New Roman"/>
-          <w:b/>
-          <w:color w:val="222222"/>
-          <w:spacing w:val="2"/>
-        </w:rPr>
-        <w:t xml:space="preserve"> </w:t>
-      </w:r>
-      <w:r>
-        <w:rPr>
-          <w:rFonts w:ascii="Times New Roman" w:hAnsi="Times New Roman" w:cs="Times New Roman"/>
-          <w:color w:val="000000"/>
-          <w:shd w:val="clear" w:color="auto" w:fill="FFFFFF"/>
-        </w:rPr>
-        <w:t>Our</w:t>
-      </w:r>
-      <w:r>
-        <w:rPr>
-          <w:rFonts w:ascii="Times New Roman" w:hAnsi="Times New Roman" w:cs="Times New Roman"/>
-          <w:color w:val="000000"/>
-          <w:shd w:val="clear" w:color="auto" w:fill="FFFFFF"/>
-        </w:rPr>
-        <w:t xml:space="preserve"> Monte Carlo simulation </w:t>
-      </w:r>
-      <w:r>
-        <w:rPr>
-          <w:rFonts w:ascii="Times New Roman" w:hAnsi="Times New Roman" w:cs="Times New Roman"/>
-          <w:color w:val="000000"/>
-          <w:shd w:val="clear" w:color="auto" w:fill="FFFFFF"/>
-        </w:rPr>
-        <w:t>generates</w:t>
-      </w:r>
-      <w:r>
-        <w:rPr>
-          <w:rFonts w:ascii="Times New Roman" w:hAnsi="Times New Roman" w:cs="Times New Roman"/>
-          <w:color w:val="000000"/>
-          <w:shd w:val="clear" w:color="auto" w:fill="FFFFFF"/>
-        </w:rPr>
-        <w:t xml:space="preserve"> </w:t>
-      </w:r>
-      <w:r>
-        <w:rPr>
-          <w:rFonts w:ascii="Times New Roman" w:hAnsi="Times New Roman" w:cs="Times New Roman"/>
-          <w:color w:val="000000"/>
-          <w:shd w:val="clear" w:color="auto" w:fill="FFFFFF"/>
-        </w:rPr>
-        <w:t xml:space="preserve">sequences </w:t>
-      </w:r>
-      <w:r>
-        <w:rPr>
-          <w:rFonts w:ascii="Times New Roman" w:hAnsi="Times New Roman" w:cs="Times New Roman"/>
-          <w:color w:val="000000"/>
-          <w:shd w:val="clear" w:color="auto" w:fill="FFFFFF"/>
-        </w:rPr>
-        <w:t>with a large number of sites.</w:t>
-      </w:r>
-      <w:r>
-        <w:rPr>
-          <w:rFonts w:ascii="Times New Roman" w:hAnsi="Times New Roman" w:cs="Times New Roman"/>
-          <w:color w:val="000000"/>
-          <w:shd w:val="clear" w:color="auto" w:fill="FFFFFF"/>
-        </w:rPr>
-        <w:t xml:space="preserve"> </w:t>
-      </w:r>
-      <w:r>
-        <w:rPr>
-          <w:rFonts w:ascii="Times New Roman" w:hAnsi="Times New Roman" w:cs="Times New Roman"/>
-          <w:color w:val="000000"/>
-          <w:shd w:val="clear" w:color="auto" w:fill="FFFFFF"/>
-        </w:rPr>
-        <w:t>We use them to test the accuracy of the method</w:t>
-      </w:r>
-      <w:r>
-        <w:rPr>
-          <w:rFonts w:ascii="Times New Roman" w:hAnsi="Times New Roman" w:cs="Times New Roman"/>
-          <w:color w:val="000000"/>
-          <w:shd w:val="clear" w:color="auto" w:fill="FFFFFF"/>
-        </w:rPr>
-        <w:t xml:space="preserve"> directly</w:t>
-      </w:r>
-      <w:r>
-        <w:rPr>
-          <w:rFonts w:ascii="Times New Roman" w:hAnsi="Times New Roman" w:cs="Times New Roman"/>
-          <w:color w:val="000000"/>
-          <w:shd w:val="clear" w:color="auto" w:fill="FFFFFF"/>
-        </w:rPr>
-        <w:t xml:space="preserve">. </w:t>
-      </w:r>
-      <w:r>
-        <w:rPr>
-          <w:rFonts w:ascii="Times New Roman" w:hAnsi="Times New Roman" w:cs="Times New Roman"/>
-          <w:color w:val="000000"/>
-          <w:shd w:val="clear" w:color="auto" w:fill="FFFFFF"/>
-        </w:rPr>
-        <w:t xml:space="preserve">Hence </w:t>
-      </w:r>
-      <w:r>
-        <w:rPr>
-          <w:rFonts w:ascii="Times New Roman" w:hAnsi="Times New Roman" w:cs="Times New Roman"/>
-          <w:color w:val="000000"/>
-          <w:shd w:val="clear" w:color="auto" w:fill="FFFFFF"/>
-        </w:rPr>
-        <w:t>the</w:t>
-      </w:r>
-      <w:r>
-        <w:rPr>
-          <w:rFonts w:ascii="Times New Roman" w:hAnsi="Times New Roman" w:cs="Times New Roman"/>
-          <w:color w:val="000000"/>
-          <w:shd w:val="clear" w:color="auto" w:fill="FFFFFF"/>
-        </w:rPr>
-        <w:t xml:space="preserve"> multi-locus </w:t>
-      </w:r>
-      <w:r>
-        <w:rPr>
-          <w:rFonts w:ascii="Times New Roman" w:hAnsi="Times New Roman" w:cs="Times New Roman"/>
-          <w:color w:val="000000"/>
-          <w:shd w:val="clear" w:color="auto" w:fill="FFFFFF"/>
-        </w:rPr>
-        <w:t xml:space="preserve">genetic background </w:t>
-      </w:r>
-      <w:r>
-        <w:rPr>
-          <w:rFonts w:ascii="Times New Roman" w:hAnsi="Times New Roman" w:cs="Times New Roman"/>
-          <w:color w:val="000000"/>
-          <w:shd w:val="clear" w:color="auto" w:fill="FFFFFF"/>
-        </w:rPr>
-        <w:t xml:space="preserve">effects </w:t>
-      </w:r>
-      <w:r>
-        <w:rPr>
-          <w:rFonts w:ascii="Times New Roman" w:hAnsi="Times New Roman" w:cs="Times New Roman"/>
-          <w:color w:val="000000"/>
-          <w:shd w:val="clear" w:color="auto" w:fill="FFFFFF"/>
-        </w:rPr>
-        <w:t>are included</w:t>
-      </w:r>
-      <w:r>
-        <w:rPr>
-          <w:rFonts w:ascii="Times New Roman" w:hAnsi="Times New Roman" w:cs="Times New Roman"/>
-          <w:color w:val="000000"/>
-          <w:shd w:val="clear" w:color="auto" w:fill="FFFFFF"/>
-        </w:rPr>
-        <w:t>.</w:t>
-      </w:r>
-    </w:p>
-    <w:p>
-      <w:pPr>
-        <w:rPr>
-          <w:rFonts w:ascii="Merriweather Sans" w:hAnsi="Merriweather Sans"/>
-          <w:color w:val="222222"/>
-          <w:spacing w:val="2"/>
-        </w:rPr>
-      </w:pPr>
-    </w:p>
-    <w:p>
-      <w:pPr>
-        <w:rPr>
-          <w:rFonts w:ascii="Merriweather Sans" w:hAnsi="Merriweather Sans"/>
-          <w:b/>
-          <w:color w:val="222222"/>
-          <w:spacing w:val="2"/>
-        </w:rPr>
-      </w:pPr>
-      <w:r>
-        <w:rPr>
-          <w:rFonts w:ascii="Merriweather Sans" w:hAnsi="Merriweather Sans"/>
-          <w:b/>
-          <w:color w:val="222222"/>
-          <w:spacing w:val="2"/>
-        </w:rPr>
-        <w:t>The approach also cannot capture higher-order epistasis or background-dependent interactions, where the epistatic effect between two sites is conditional on the states of other loci. A key example is the emergence of the SARS-CoV-2 Omicron variant, which carried over thirty mutations in the Spike protein. Many of these mutations individually reduce receptor binding affinity to ACE2, but when combined, they exhibit strong compensatory epistasis that restores binding while enabling antibody escape. Such multi-site interactions are highly background-dependent; the effect of any single mutation is contingent on the presence of the other co-inherited mutations. Consequently, compensatory mutations in viral proteins are often epistatically constrained by permissive mutations elsewhere in the genome, a phenomenon that is not captured by pairwise projection.</w:t>
-      </w:r>
-    </w:p>
-    <w:p>
-      <w:pPr>
-        <w:rPr>
-          <w:rFonts w:ascii="Times New Roman" w:hAnsi="Times New Roman" w:cs="Times New Roman"/>
-          <w:color w:val="000000"/>
-          <w:shd w:val="clear" w:color="auto" w:fill="FFFFFF"/>
-        </w:rPr>
-      </w:pPr>
-    </w:p>
-    <w:p>
-      <w:pPr>
-        <w:rPr>
-          <w:rFonts w:ascii="Times New Roman" w:hAnsi="Times New Roman" w:cs="Times New Roman"/>
-          <w:color w:val="000000"/>
-          <w:shd w:val="clear" w:color="auto" w:fill="FFFFFF"/>
-        </w:rPr>
-      </w:pPr>
-      <w:r>
-        <w:rPr>
-          <w:rFonts w:ascii="Times New Roman" w:hAnsi="Times New Roman" w:cs="Times New Roman"/>
-          <w:color w:val="000000"/>
-          <w:shd w:val="clear" w:color="auto" w:fill="FFFFFF"/>
-        </w:rPr>
-        <w:t xml:space="preserve">The main message of our work is that the </w:t>
-      </w:r>
-      <w:r>
-        <w:rPr>
-          <w:rFonts w:ascii="Times New Roman" w:hAnsi="Times New Roman" w:cs="Times New Roman"/>
-          <w:color w:val="000000"/>
-          <w:shd w:val="clear" w:color="auto" w:fill="FFFFFF"/>
-        </w:rPr>
-        <w:t>em</w:t>
-      </w:r>
-      <w:r>
-        <w:rPr>
-          <w:rFonts w:ascii="Times New Roman" w:hAnsi="Times New Roman" w:cs="Times New Roman"/>
-          <w:color w:val="000000"/>
-          <w:shd w:val="clear" w:color="auto" w:fill="FFFFFF"/>
-        </w:rPr>
-        <w:t>e</w:t>
-      </w:r>
-      <w:r>
-        <w:rPr>
-          <w:rFonts w:ascii="Times New Roman" w:hAnsi="Times New Roman" w:cs="Times New Roman"/>
-          <w:color w:val="000000"/>
-          <w:shd w:val="clear" w:color="auto" w:fill="FFFFFF"/>
-        </w:rPr>
-        <w:t>rgence of VOC can be explained by a simpler model with pairwise epistasis.</w:t>
-      </w:r>
-    </w:p>
-    <w:p>
-      <w:pPr>
-        <w:rPr>
-          <w:rFonts w:ascii="Times New Roman" w:hAnsi="Times New Roman" w:cs="Times New Roman"/>
-          <w:color w:val="000000"/>
-          <w:shd w:val="clear" w:color="auto" w:fill="FFFFFF"/>
-        </w:rPr>
-      </w:pPr>
-    </w:p>
-    <w:p>
-      <w:pPr>
-        <w:rPr>
-          <w:rFonts w:ascii="Times New Roman" w:hAnsi="Times New Roman" w:cs="Times New Roman"/>
-          <w:color w:val="000000"/>
-          <w:shd w:val="clear" w:color="auto" w:fill="FFFFFF"/>
-        </w:rPr>
-      </w:pPr>
-      <w:r>
-        <w:rPr>
-          <w:rFonts w:ascii="Times New Roman" w:hAnsi="Times New Roman" w:cs="Times New Roman"/>
-          <w:color w:val="000000"/>
-          <w:shd w:val="clear" w:color="auto" w:fill="FFFFFF"/>
-        </w:rPr>
-        <w:t>The fact that a certain biological factor exists does not mean it must be included in each model, and that each model should desc</w:t>
-      </w:r>
-      <w:r>
-        <w:rPr>
-          <w:rFonts w:ascii="Times New Roman" w:hAnsi="Times New Roman" w:cs="Times New Roman"/>
-          <w:color w:val="000000"/>
-          <w:shd w:val="clear" w:color="auto" w:fill="FFFFFF"/>
-        </w:rPr>
-        <w:t>r</w:t>
-      </w:r>
-      <w:r>
-        <w:rPr>
-          <w:rFonts w:ascii="Times New Roman" w:hAnsi="Times New Roman" w:cs="Times New Roman"/>
-          <w:color w:val="000000"/>
-          <w:shd w:val="clear" w:color="auto" w:fill="FFFFFF"/>
-        </w:rPr>
-        <w:t xml:space="preserve">ibe all facts. </w:t>
-      </w:r>
-      <w:r>
-        <w:rPr>
-          <w:rFonts w:ascii="Times New Roman" w:hAnsi="Times New Roman" w:cs="Times New Roman"/>
-          <w:color w:val="000000"/>
-          <w:shd w:val="clear" w:color="auto" w:fill="FFFFFF"/>
-        </w:rPr>
-        <w:t xml:space="preserve">The choice of a model depends on the question asked. </w:t>
-      </w:r>
-      <w:r>
-        <w:rPr>
-          <w:rFonts w:ascii="Times New Roman" w:hAnsi="Times New Roman" w:cs="Times New Roman"/>
-          <w:color w:val="000000"/>
-          <w:shd w:val="clear" w:color="auto" w:fill="FFFFFF"/>
-        </w:rPr>
-        <w:t>A modeler is supposed to chose th</w:t>
-      </w:r>
-      <w:r>
-        <w:rPr>
-          <w:rFonts w:ascii="Times New Roman" w:hAnsi="Times New Roman" w:cs="Times New Roman"/>
-          <w:color w:val="000000"/>
-          <w:shd w:val="clear" w:color="auto" w:fill="FFFFFF"/>
-        </w:rPr>
-        <w:t>e</w:t>
-      </w:r>
-      <w:r>
-        <w:rPr>
-          <w:rFonts w:ascii="Times New Roman" w:hAnsi="Times New Roman" w:cs="Times New Roman"/>
-          <w:color w:val="000000"/>
-          <w:shd w:val="clear" w:color="auto" w:fill="FFFFFF"/>
-        </w:rPr>
-        <w:t xml:space="preserve"> simplest model that answers </w:t>
-      </w:r>
-      <w:r>
-        <w:rPr>
-          <w:rFonts w:ascii="Times New Roman" w:hAnsi="Times New Roman" w:cs="Times New Roman"/>
-          <w:color w:val="000000"/>
-          <w:shd w:val="clear" w:color="auto" w:fill="FFFFFF"/>
-        </w:rPr>
-        <w:t>it</w:t>
-      </w:r>
-      <w:r>
-        <w:rPr>
-          <w:rFonts w:ascii="Times New Roman" w:hAnsi="Times New Roman" w:cs="Times New Roman"/>
-          <w:color w:val="000000"/>
-          <w:shd w:val="clear" w:color="auto" w:fill="FFFFFF"/>
-        </w:rPr>
-        <w:t xml:space="preserve">. </w:t>
-      </w:r>
-      <w:r>
-        <w:rPr>
-          <w:rFonts w:ascii="Times New Roman" w:hAnsi="Times New Roman" w:cs="Times New Roman"/>
-          <w:color w:val="000000"/>
-          <w:shd w:val="clear" w:color="auto" w:fill="FFFFFF"/>
-        </w:rPr>
-        <w:t>And there</w:t>
-      </w:r>
-      <w:r>
-        <w:rPr>
-          <w:rFonts w:ascii="Times New Roman" w:hAnsi="Times New Roman" w:cs="Times New Roman"/>
-          <w:color w:val="000000"/>
-          <w:shd w:val="clear" w:color="auto" w:fill="FFFFFF"/>
-        </w:rPr>
-        <w:t xml:space="preserve"> is no evidence that higher-order epistasis is </w:t>
-      </w:r>
-      <w:r>
-        <w:rPr>
-          <w:rFonts w:ascii="Times New Roman" w:hAnsi="Times New Roman" w:cs="Times New Roman"/>
-          <w:color w:val="000000"/>
-          <w:shd w:val="clear" w:color="auto" w:fill="FFFFFF"/>
-        </w:rPr>
-        <w:t>relevant</w:t>
-      </w:r>
-      <w:r>
-        <w:rPr>
-          <w:rFonts w:ascii="Times New Roman" w:hAnsi="Times New Roman" w:cs="Times New Roman"/>
-          <w:color w:val="000000"/>
-          <w:shd w:val="clear" w:color="auto" w:fill="FFFFFF"/>
-        </w:rPr>
-        <w:t xml:space="preserve"> here</w:t>
-      </w:r>
-      <w:r>
-        <w:rPr>
-          <w:rFonts w:ascii="Times New Roman" w:hAnsi="Times New Roman" w:cs="Times New Roman"/>
-          <w:color w:val="000000"/>
-          <w:shd w:val="clear" w:color="auto" w:fill="FFFFFF"/>
-        </w:rPr>
-        <w:t xml:space="preserve"> at all</w:t>
-      </w:r>
-      <w:r>
-        <w:rPr>
-          <w:rFonts w:ascii="Times New Roman" w:hAnsi="Times New Roman" w:cs="Times New Roman"/>
-          <w:color w:val="000000"/>
-          <w:shd w:val="clear" w:color="auto" w:fill="FFFFFF"/>
-        </w:rPr>
-        <w:t xml:space="preserve">. </w:t>
-      </w:r>
-    </w:p>
-    <w:p>
-      <w:pPr>
-        <w:rPr>
-          <w:rFonts w:ascii="Merriweather Sans" w:hAnsi="Merriweather Sans"/>
-          <w:b/>
-          <w:color w:val="222222"/>
-          <w:spacing w:val="2"/>
-        </w:rPr>
-      </w:pPr>
-      <w:r>
-        <w:rPr>
-          <w:rFonts w:ascii="Merriweather Sans" w:hAnsi="Merriweather Sans"/>
-          <w:color w:val="222222"/>
-          <w:spacing w:val="2"/>
-        </w:rPr>
-        <w:br/>
-      </w:r>
-      <w:r>
-        <w:rPr>
-          <w:rFonts w:ascii="Merriweather Sans" w:hAnsi="Merriweather Sans"/>
-          <w:b/>
-          <w:color w:val="222222"/>
-          <w:spacing w:val="2"/>
-        </w:rPr>
-        <w:t xml:space="preserve">The authors' interpretation of the SARS-CoV-2 data as evidence of fitness valley crossing is not uniquely supported, as a compelling alternative explanation exists. In the simulations, crossing a fitness valley generates a bimodal mutational spectrum as a single population splits into pre-valley and post-valley states. The authors equate this to the trimodal mutational spectrum observed in the SARS-CoV-2 data. However, this trimodal pattern could simply represent the temporal and geographic overlap of distinct, globally co-circulating clonal lineages (such as ancestral, Alpha, and Delta variants) that replaced one another over time, captured by pooling sequences across a one-year window. </w:t>
-      </w:r>
-    </w:p>
-    <w:p>
-      <w:pPr>
-        <w:rPr>
-          <w:rFonts w:ascii="Merriweather Sans" w:hAnsi="Merriweather Sans"/>
-          <w:b/>
-          <w:color w:val="222222"/>
-          <w:spacing w:val="2"/>
-        </w:rPr>
-      </w:pPr>
-    </w:p>
-    <w:p>
-      <w:pPr>
-        <w:rPr>
-          <w:rFonts w:ascii="Times New Roman" w:hAnsi="Times New Roman" w:cs="Times New Roman"/>
-          <w:color w:val="222222"/>
-          <w:spacing w:val="2"/>
-        </w:rPr>
-      </w:pPr>
-      <w:r>
-        <w:rPr>
-          <w:rFonts w:ascii="Times New Roman" w:hAnsi="Times New Roman" w:cs="Times New Roman"/>
-          <w:color w:val="222222"/>
-          <w:spacing w:val="2"/>
-        </w:rPr>
-        <w:lastRenderedPageBreak/>
+      </w:pPr>
+    </w:p>
+    <w:p>
+      <w:pPr>
+        <w:rPr>
+          <w:rFonts w:ascii="Times New Roman" w:hAnsi="Times New Roman" w:cs="Times New Roman"/>
+          <w:color w:val="222222"/>
+          <w:spacing w:val="2"/>
+        </w:rPr>
+      </w:pPr>
+      <w:r>
+        <w:rPr>
+          <w:rFonts w:ascii="Times New Roman" w:hAnsi="Times New Roman" w:cs="Times New Roman"/>
+          <w:color w:val="222222"/>
+          <w:spacing w:val="2"/>
+        </w:rPr>
         <w:t xml:space="preserve">Big confusion here. </w:t>
       </w:r>
       <w:r>
@@ -2667,7 +2927,6 @@
           <w:color w:val="222222"/>
           <w:spacing w:val="2"/>
         </w:rPr>
-        <w:lastRenderedPageBreak/>
         <w:t xml:space="preserve">We disagree. </w:t>
       </w:r>
       <w:r>
@@ -3082,7 +3341,7 @@
           <w:color w:val="222222"/>
           <w:spacing w:val="2"/>
         </w:rPr>
-        <w:t xml:space="preserve">The study by Likhachev and Rouzine evaluates the accuracy of a method for detecting epistasis published in a previous study by the authors and includes an application of that method to investigate epistatic pairs in SARS-CoV-2 genome sequences. The analysis of epistasis is generally complex, including the difficulty of statistically demonstrating epistatic interactions, and is important. However, this study has several problematic aspects. First, the method was published in a previous study, and the current study provides only an evaluation and an example of its application, which, in my view, should have been included in the original publication of the method. Second, the method seems to be implemented in code, but the GitHub repository lacks detailed documentation on its usability (e.g., information about input files and settings, detailed execution instructions, outputs, and their interpretation). This may affect its usability by other investigators and even the reproduction of the presented results. Third, the study requires statistical </w:t>
+        <w:t xml:space="preserve">The study by Likhachev and Rouzine evaluates the accuracy of a method for detecting epistasis published in a previous study by the authors and includes an application of that method to investigate epistatic pairs in SARS-CoV-2 genome sequences. The analysis of epistasis is generally complex, including </w:t>
       </w:r>
       <w:r>
         <w:rPr>
@@ -3091,7 +3350,7 @@
           <w:spacing w:val="2"/>
         </w:rPr>
         <w:lastRenderedPageBreak/>
-        <w:t>analyses to evaluate whether the detection accuracy is statistically acceptable. The results from the application to SARS-CoV-2 data also require statistical analyses to assess the strength of the detected epistatic interactions. Finally, the manuscript is difficult to read for non-experts in the field. Please find below my specific comments.</w:t>
+        <w:t>the difficulty of statistically demonstrating epistatic interactions, and is important. However, this study has several problematic aspects. First, the method was published in a previous study, and the current study provides only an evaluation and an example of its application, which, in my view, should have been included in the original publication of the method. Second, the method seems to be implemented in code, but the GitHub repository lacks detailed documentation on its usability (e.g., information about input files and settings, detailed execution instructions, outputs, and their interpretation). This may affect its usability by other investigators and even the reproduction of the presented results. Third, the study requires statistical analyses to evaluate whether the detection accuracy is statistically acceptable. The results from the application to SARS-CoV-2 data also require statistical analyses to assess the strength of the detected epistatic interactions. Finally, the manuscript is difficult to read for non-experts in the field. Please find below my specific comments.</w:t>
       </w:r>
       <w:r>
         <w:rPr>
@@ -3201,7 +3460,16 @@
           <w:color w:val="222222"/>
           <w:spacing w:val="2"/>
         </w:rPr>
-        <w:t xml:space="preserve"> binary sequences is simulated by a Monte Carlo code [36, 69]”). This is a serious issue because data simulated using settings and methodological aspects included in the detection method may show high detection accuracy due to the nature of the simulations. In other words, the simulated data could be biased toward high detection accuracy. Instead, the study should use data simulated using methodologies that are completely independent of those implemented in the detection method.</w:t>
+        <w:t xml:space="preserve"> binary sequences is simulated by a Monte Carlo code [36, </w:t>
+      </w:r>
+      <w:r>
+        <w:rPr>
+          <w:rFonts w:ascii="Merriweather Sans" w:hAnsi="Merriweather Sans"/>
+          <w:color w:val="222222"/>
+          <w:spacing w:val="2"/>
+        </w:rPr>
+        <w:lastRenderedPageBreak/>
+        <w:t>69]”). This is a serious issue because data simulated using settings and methodological aspects included in the detection method may show high detection accuracy due to the nature of the simulations. In other words, the simulated data could be biased toward high detection accuracy. Instead, the study should use data simulated using methodologies that are completely independent of those implemented in the detection method.</w:t>
       </w:r>
       <w:r>
         <w:rPr>
@@ -3227,6 +3495,228 @@
           <w:spacing w:val="2"/>
         </w:rPr>
         <w:br/>
+        <w:t>The title is too general and does not adequately represent the manuscript, which is based on a specific detection method, with multiple assumptions and limitations, and on a single virus.</w:t>
+      </w:r>
+      <w:r>
+        <w:rPr>
+          <w:rFonts w:ascii="Merriweather Sans" w:hAnsi="Merriweather Sans"/>
+          <w:color w:val="222222"/>
+          <w:spacing w:val="2"/>
+        </w:rPr>
+        <w:br/>
+      </w:r>
+      <w:r>
+        <w:rPr>
+          <w:rFonts w:ascii="Merriweather Sans" w:hAnsi="Merriweather Sans"/>
+          <w:color w:val="222222"/>
+          <w:spacing w:val="2"/>
+        </w:rPr>
+        <w:br/>
+        <w:t xml:space="preserve">In the evaluation of detection accuracy many parameters are fixed (for example, “Fixed parameters: initial allele frequency </w:t>
+      </w:r>
+      <w:r>
+        <w:rPr>
+          <w:rFonts w:ascii="Cambria Math" w:hAnsi="Cambria Math" w:cs="Cambria Math"/>
+          <w:color w:val="222222"/>
+          <w:spacing w:val="2"/>
+        </w:rPr>
+        <w:t>𝑓</w:t>
+      </w:r>
+      <w:r>
+        <w:rPr>
+          <w:rFonts w:ascii="Merriweather Sans" w:hAnsi="Merriweather Sans"/>
+          <w:color w:val="222222"/>
+          <w:spacing w:val="2"/>
+        </w:rPr>
+        <w:t xml:space="preserve">0= 0.45, population size </w:t>
+      </w:r>
+      <w:r>
+        <w:rPr>
+          <w:rFonts w:ascii="Cambria Math" w:hAnsi="Cambria Math" w:cs="Cambria Math"/>
+          <w:color w:val="222222"/>
+          <w:spacing w:val="2"/>
+        </w:rPr>
+        <w:t>𝑁</w:t>
+      </w:r>
+      <w:r>
+        <w:rPr>
+          <w:rFonts w:ascii="Merriweather Sans" w:hAnsi="Merriweather Sans"/>
+          <w:color w:val="222222"/>
+          <w:spacing w:val="2"/>
+        </w:rPr>
+        <w:t xml:space="preserve"> = 1000, mutation rate per genome </w:t>
+      </w:r>
+      <w:r>
+        <w:rPr>
+          <w:rFonts w:ascii="Cambria Math" w:hAnsi="Cambria Math" w:cs="Cambria Math"/>
+          <w:color w:val="222222"/>
+          <w:spacing w:val="2"/>
+        </w:rPr>
+        <w:t>𝜇𝐿</w:t>
+      </w:r>
+      <w:r>
+        <w:rPr>
+          <w:rFonts w:ascii="Merriweather Sans" w:hAnsi="Merriweather Sans"/>
+          <w:color w:val="222222"/>
+          <w:spacing w:val="2"/>
+        </w:rPr>
+        <w:t xml:space="preserve"> = 0.07, simulation time in generations </w:t>
+      </w:r>
+      <w:r>
+        <w:rPr>
+          <w:rFonts w:ascii="Cambria Math" w:hAnsi="Cambria Math" w:cs="Cambria Math"/>
+          <w:color w:val="222222"/>
+          <w:spacing w:val="2"/>
+        </w:rPr>
+        <w:t>𝑡</w:t>
+      </w:r>
+      <w:r>
+        <w:rPr>
+          <w:rFonts w:ascii="Merriweather Sans" w:hAnsi="Merriweather Sans"/>
+          <w:color w:val="222222"/>
+          <w:spacing w:val="2"/>
+        </w:rPr>
+        <w:t xml:space="preserve"> = 30, selection coefficient </w:t>
+      </w:r>
+      <w:r>
+        <w:rPr>
+          <w:rFonts w:ascii="Cambria Math" w:hAnsi="Cambria Math" w:cs="Cambria Math"/>
+          <w:color w:val="222222"/>
+          <w:spacing w:val="2"/>
+        </w:rPr>
+        <w:t>𝑠</w:t>
+      </w:r>
+      <w:r>
+        <w:rPr>
+          <w:rFonts w:ascii="Merriweather Sans" w:hAnsi="Merriweather Sans"/>
+          <w:color w:val="222222"/>
+          <w:spacing w:val="2"/>
+        </w:rPr>
+        <w:t xml:space="preserve"> = 0.1”). I wonder how varying each of these parameters could affect detection accuracy. Additional analyses could be performed to explore the robustness of the detection method under different evolutionary conditions.</w:t>
+      </w:r>
+      <w:r>
+        <w:rPr>
+          <w:rFonts w:ascii="Merriweather Sans" w:hAnsi="Merriweather Sans"/>
+          <w:color w:val="222222"/>
+          <w:spacing w:val="2"/>
+        </w:rPr>
+        <w:br/>
+        <w:t>The setting used to obtain the simulated data (i.e., “</w:t>
+      </w:r>
+      <w:r>
+        <w:rPr>
+          <w:rFonts w:ascii="Cambria Math" w:hAnsi="Cambria Math" w:cs="Cambria Math"/>
+          <w:color w:val="222222"/>
+          <w:spacing w:val="2"/>
+        </w:rPr>
+        <w:t>𝑠</w:t>
+      </w:r>
+      <w:r>
+        <w:rPr>
+          <w:rFonts w:ascii="Merriweather Sans" w:hAnsi="Merriweather Sans"/>
+          <w:color w:val="222222"/>
+          <w:spacing w:val="2"/>
+        </w:rPr>
+        <w:t xml:space="preserve"> =0.1, where 10% of potential mutations are advantageous and 90% are deleterious, population size </w:t>
+      </w:r>
+      <w:r>
+        <w:rPr>
+          <w:rFonts w:ascii="Cambria Math" w:hAnsi="Cambria Math" w:cs="Cambria Math"/>
+          <w:color w:val="222222"/>
+          <w:spacing w:val="2"/>
+        </w:rPr>
+        <w:t>𝑁</w:t>
+      </w:r>
+      <w:r>
+        <w:rPr>
+          <w:rFonts w:ascii="Merriweather Sans" w:hAnsi="Merriweather Sans"/>
+          <w:color w:val="222222"/>
+          <w:spacing w:val="2"/>
+        </w:rPr>
+        <w:t xml:space="preserve">=1000 individuals and genome length </w:t>
+      </w:r>
+      <w:r>
+        <w:rPr>
+          <w:rFonts w:ascii="Cambria Math" w:hAnsi="Cambria Math" w:cs="Cambria Math"/>
+          <w:color w:val="222222"/>
+          <w:spacing w:val="2"/>
+        </w:rPr>
+        <w:t>𝐿</w:t>
+      </w:r>
+      <w:r>
+        <w:rPr>
+          <w:rFonts w:ascii="Merriweather Sans" w:hAnsi="Merriweather Sans"/>
+          <w:color w:val="222222"/>
+          <w:spacing w:val="2"/>
+        </w:rPr>
+        <w:t>=100 sites”) are not justified.</w:t>
+      </w:r>
+      <w:r>
+        <w:rPr>
+          <w:rFonts w:ascii="Merriweather Sans" w:hAnsi="Merriweather Sans"/>
+          <w:color w:val="222222"/>
+          <w:spacing w:val="2"/>
+        </w:rPr>
+        <w:br/>
+      </w:r>
+      <w:r>
+        <w:rPr>
+          <w:rFonts w:ascii="Merriweather Sans" w:hAnsi="Merriweather Sans"/>
+          <w:color w:val="222222"/>
+          <w:spacing w:val="2"/>
+        </w:rPr>
+        <w:br/>
+        <w:t>Related to the previous issue, the manuscript indicates “equal sampling from world regions is critical for detection.” This raises several questions. What is the influence of sample size on detection accuracy? What is the influence of unequal sample sizes among different subsamples on detection accuracy? The minimum sample size required to obtain statistically acceptable detection accuracy should be indicated so that other investigators know whether such a minimum sample size is required.</w:t>
+      </w:r>
+      <w:r>
+        <w:rPr>
+          <w:rFonts w:ascii="Merriweather Sans" w:hAnsi="Merriweather Sans"/>
+          <w:color w:val="222222"/>
+          <w:spacing w:val="2"/>
+        </w:rPr>
+        <w:br/>
+      </w:r>
+      <w:r>
+        <w:rPr>
+          <w:rFonts w:ascii="Merriweather Sans" w:hAnsi="Merriweather Sans"/>
+          <w:color w:val="222222"/>
+          <w:spacing w:val="2"/>
+        </w:rPr>
+        <w:br/>
+        <w:t>Several sentences throughout the manuscript are hypothetical or not properly supported (i.e., “The detected network (Fig. 6) is consistent with the presence of fitness valleys, although does not prove their existence directly, presumably, due to the absence of weaker links not captured by the method.”, the absence of weaker links was not studied, so why is this presumed?). Given the assumptions and limitations of the method, as well as the analysis of a single virus, I recommend being more cautious with the statements made throughout the manuscript. The authors could use terms such as “we believe” when making interpretations rather than presenting unsupported conclusions as established facts.</w:t>
+      </w:r>
+      <w:r>
+        <w:rPr>
+          <w:rFonts w:ascii="Merriweather Sans" w:hAnsi="Merriweather Sans"/>
+          <w:color w:val="222222"/>
+          <w:spacing w:val="2"/>
+        </w:rPr>
+        <w:br/>
+      </w:r>
+      <w:r>
+        <w:rPr>
+          <w:rFonts w:ascii="Merriweather Sans" w:hAnsi="Merriweather Sans"/>
+          <w:color w:val="222222"/>
+          <w:spacing w:val="2"/>
+        </w:rPr>
+        <w:br/>
+        <w:t>Minor comments</w:t>
+      </w:r>
+      <w:r>
+        <w:rPr>
+          <w:rFonts w:ascii="Merriweather Sans" w:hAnsi="Merriweather Sans"/>
+          <w:color w:val="222222"/>
+          <w:spacing w:val="2"/>
+        </w:rPr>
+        <w:br/>
+      </w:r>
+      <w:r>
+        <w:rPr>
+          <w:rFonts w:ascii="Merriweather Sans" w:hAnsi="Merriweather Sans"/>
+          <w:color w:val="222222"/>
+          <w:spacing w:val="2"/>
+        </w:rPr>
+        <w:br/>
       </w:r>
       <w:r>
         <w:rPr>
@@ -3235,228 +3725,6 @@
           <w:spacing w:val="2"/>
         </w:rPr>
         <w:lastRenderedPageBreak/>
-        <w:t>The title is too general and does not adequately represent the manuscript, which is based on a specific detection method, with multiple assumptions and limitations, and on a single virus.</w:t>
-      </w:r>
-      <w:r>
-        <w:rPr>
-          <w:rFonts w:ascii="Merriweather Sans" w:hAnsi="Merriweather Sans"/>
-          <w:color w:val="222222"/>
-          <w:spacing w:val="2"/>
-        </w:rPr>
-        <w:br/>
-      </w:r>
-      <w:r>
-        <w:rPr>
-          <w:rFonts w:ascii="Merriweather Sans" w:hAnsi="Merriweather Sans"/>
-          <w:color w:val="222222"/>
-          <w:spacing w:val="2"/>
-        </w:rPr>
-        <w:br/>
-        <w:t xml:space="preserve">In the evaluation of detection accuracy many parameters are fixed (for example, “Fixed parameters: initial allele frequency </w:t>
-      </w:r>
-      <w:r>
-        <w:rPr>
-          <w:rFonts w:ascii="Cambria Math" w:hAnsi="Cambria Math" w:cs="Cambria Math"/>
-          <w:color w:val="222222"/>
-          <w:spacing w:val="2"/>
-        </w:rPr>
-        <w:t>𝑓</w:t>
-      </w:r>
-      <w:r>
-        <w:rPr>
-          <w:rFonts w:ascii="Merriweather Sans" w:hAnsi="Merriweather Sans"/>
-          <w:color w:val="222222"/>
-          <w:spacing w:val="2"/>
-        </w:rPr>
-        <w:t xml:space="preserve">0= 0.45, population size </w:t>
-      </w:r>
-      <w:r>
-        <w:rPr>
-          <w:rFonts w:ascii="Cambria Math" w:hAnsi="Cambria Math" w:cs="Cambria Math"/>
-          <w:color w:val="222222"/>
-          <w:spacing w:val="2"/>
-        </w:rPr>
-        <w:t>𝑁</w:t>
-      </w:r>
-      <w:r>
-        <w:rPr>
-          <w:rFonts w:ascii="Merriweather Sans" w:hAnsi="Merriweather Sans"/>
-          <w:color w:val="222222"/>
-          <w:spacing w:val="2"/>
-        </w:rPr>
-        <w:t xml:space="preserve"> = 1000, mutation rate per genome </w:t>
-      </w:r>
-      <w:r>
-        <w:rPr>
-          <w:rFonts w:ascii="Cambria Math" w:hAnsi="Cambria Math" w:cs="Cambria Math"/>
-          <w:color w:val="222222"/>
-          <w:spacing w:val="2"/>
-        </w:rPr>
-        <w:t>𝜇𝐿</w:t>
-      </w:r>
-      <w:r>
-        <w:rPr>
-          <w:rFonts w:ascii="Merriweather Sans" w:hAnsi="Merriweather Sans"/>
-          <w:color w:val="222222"/>
-          <w:spacing w:val="2"/>
-        </w:rPr>
-        <w:t xml:space="preserve"> = 0.07, simulation time in generations </w:t>
-      </w:r>
-      <w:r>
-        <w:rPr>
-          <w:rFonts w:ascii="Cambria Math" w:hAnsi="Cambria Math" w:cs="Cambria Math"/>
-          <w:color w:val="222222"/>
-          <w:spacing w:val="2"/>
-        </w:rPr>
-        <w:t>𝑡</w:t>
-      </w:r>
-      <w:r>
-        <w:rPr>
-          <w:rFonts w:ascii="Merriweather Sans" w:hAnsi="Merriweather Sans"/>
-          <w:color w:val="222222"/>
-          <w:spacing w:val="2"/>
-        </w:rPr>
-        <w:t xml:space="preserve"> = 30, selection coefficient </w:t>
-      </w:r>
-      <w:r>
-        <w:rPr>
-          <w:rFonts w:ascii="Cambria Math" w:hAnsi="Cambria Math" w:cs="Cambria Math"/>
-          <w:color w:val="222222"/>
-          <w:spacing w:val="2"/>
-        </w:rPr>
-        <w:t>𝑠</w:t>
-      </w:r>
-      <w:r>
-        <w:rPr>
-          <w:rFonts w:ascii="Merriweather Sans" w:hAnsi="Merriweather Sans"/>
-          <w:color w:val="222222"/>
-          <w:spacing w:val="2"/>
-        </w:rPr>
-        <w:t xml:space="preserve"> = 0.1”). I wonder how varying each of these parameters could affect detection accuracy. Additional analyses could be performed to explore the robustness of the detection method under different evolutionary conditions.</w:t>
-      </w:r>
-      <w:r>
-        <w:rPr>
-          <w:rFonts w:ascii="Merriweather Sans" w:hAnsi="Merriweather Sans"/>
-          <w:color w:val="222222"/>
-          <w:spacing w:val="2"/>
-        </w:rPr>
-        <w:br/>
-        <w:t>The setting used to obtain the simulated data (i.e., “</w:t>
-      </w:r>
-      <w:r>
-        <w:rPr>
-          <w:rFonts w:ascii="Cambria Math" w:hAnsi="Cambria Math" w:cs="Cambria Math"/>
-          <w:color w:val="222222"/>
-          <w:spacing w:val="2"/>
-        </w:rPr>
-        <w:t>𝑠</w:t>
-      </w:r>
-      <w:r>
-        <w:rPr>
-          <w:rFonts w:ascii="Merriweather Sans" w:hAnsi="Merriweather Sans"/>
-          <w:color w:val="222222"/>
-          <w:spacing w:val="2"/>
-        </w:rPr>
-        <w:t xml:space="preserve"> =0.1, where 10% of potential mutations are advantageous and 90% are deleterious, population size </w:t>
-      </w:r>
-      <w:r>
-        <w:rPr>
-          <w:rFonts w:ascii="Cambria Math" w:hAnsi="Cambria Math" w:cs="Cambria Math"/>
-          <w:color w:val="222222"/>
-          <w:spacing w:val="2"/>
-        </w:rPr>
-        <w:t>𝑁</w:t>
-      </w:r>
-      <w:r>
-        <w:rPr>
-          <w:rFonts w:ascii="Merriweather Sans" w:hAnsi="Merriweather Sans"/>
-          <w:color w:val="222222"/>
-          <w:spacing w:val="2"/>
-        </w:rPr>
-        <w:t xml:space="preserve">=1000 individuals and genome length </w:t>
-      </w:r>
-      <w:r>
-        <w:rPr>
-          <w:rFonts w:ascii="Cambria Math" w:hAnsi="Cambria Math" w:cs="Cambria Math"/>
-          <w:color w:val="222222"/>
-          <w:spacing w:val="2"/>
-        </w:rPr>
-        <w:t>𝐿</w:t>
-      </w:r>
-      <w:r>
-        <w:rPr>
-          <w:rFonts w:ascii="Merriweather Sans" w:hAnsi="Merriweather Sans"/>
-          <w:color w:val="222222"/>
-          <w:spacing w:val="2"/>
-        </w:rPr>
-        <w:t>=100 sites”) are not justified.</w:t>
-      </w:r>
-      <w:r>
-        <w:rPr>
-          <w:rFonts w:ascii="Merriweather Sans" w:hAnsi="Merriweather Sans"/>
-          <w:color w:val="222222"/>
-          <w:spacing w:val="2"/>
-        </w:rPr>
-        <w:br/>
-      </w:r>
-      <w:r>
-        <w:rPr>
-          <w:rFonts w:ascii="Merriweather Sans" w:hAnsi="Merriweather Sans"/>
-          <w:color w:val="222222"/>
-          <w:spacing w:val="2"/>
-        </w:rPr>
-        <w:br/>
-        <w:t>Related to the previous issue, the manuscript indicates “equal sampling from world regions is critical for detection.” This raises several questions. What is the influence of sample size on detection accuracy? What is the influence of unequal sample sizes among different subsamples on detection accuracy? The minimum sample size required to obtain statistically acceptable detection accuracy should be indicated so that other investigators know whether such a minimum sample size is required.</w:t>
-      </w:r>
-      <w:r>
-        <w:rPr>
-          <w:rFonts w:ascii="Merriweather Sans" w:hAnsi="Merriweather Sans"/>
-          <w:color w:val="222222"/>
-          <w:spacing w:val="2"/>
-        </w:rPr>
-        <w:br/>
-      </w:r>
-      <w:r>
-        <w:rPr>
-          <w:rFonts w:ascii="Merriweather Sans" w:hAnsi="Merriweather Sans"/>
-          <w:color w:val="222222"/>
-          <w:spacing w:val="2"/>
-        </w:rPr>
-        <w:br/>
-        <w:t>Several sentences throughout the manuscript are hypothetical or not properly supported (i.e., “The detected network (Fig. 6) is consistent with the presence of fitness valleys, although does not prove their existence directly, presumably, due to the absence of weaker links not captured by the method.”, the absence of weaker links was not studied, so why is this presumed?). Given the assumptions and limitations of the method, as well as the analysis of a single virus, I recommend being more cautious with the statements made throughout the manuscript. The authors could use terms such as “we believe” when making interpretations rather than presenting unsupported conclusions as established facts.</w:t>
-      </w:r>
-      <w:r>
-        <w:rPr>
-          <w:rFonts w:ascii="Merriweather Sans" w:hAnsi="Merriweather Sans"/>
-          <w:color w:val="222222"/>
-          <w:spacing w:val="2"/>
-        </w:rPr>
-        <w:br/>
-      </w:r>
-      <w:r>
-        <w:rPr>
-          <w:rFonts w:ascii="Merriweather Sans" w:hAnsi="Merriweather Sans"/>
-          <w:color w:val="222222"/>
-          <w:spacing w:val="2"/>
-        </w:rPr>
-        <w:br/>
-        <w:t>Minor comments</w:t>
-      </w:r>
-      <w:r>
-        <w:rPr>
-          <w:rFonts w:ascii="Merriweather Sans" w:hAnsi="Merriweather Sans"/>
-          <w:color w:val="222222"/>
-          <w:spacing w:val="2"/>
-        </w:rPr>
-        <w:br/>
-      </w:r>
-      <w:r>
-        <w:rPr>
-          <w:rFonts w:ascii="Merriweather Sans" w:hAnsi="Merriweather Sans"/>
-          <w:color w:val="222222"/>
-          <w:spacing w:val="2"/>
-        </w:rPr>
-        <w:br/>
         <w:t>In the absence of recombination, the sequences do not necessarily have to be similar to the sequence of their MRCA (Lines 74–75). With high rates of evolution, sequences at the present time can be very different from the sequence of their MRCA.</w:t>
       </w:r>
       <w:r>
@@ -3474,16 +3742,7 @@
           <w:spacing w:val="2"/>
         </w:rPr>
         <w:br/>
-        <w:t xml:space="preserve">Regarding the statement “To decrease the required number of populations, it was proposed to use only sequences with a majority allele at a neighbor site of the measured site pair to interrupt a path along sites that creates a false-positive interaction [39]”, one should consider that ignoring low-frequency alleles can introduce biases and errors into the predictions, as a substantial </w:t>
-      </w:r>
-      <w:r>
-        <w:rPr>
-          <w:rFonts w:ascii="Merriweather Sans" w:hAnsi="Merriweather Sans"/>
-          <w:color w:val="222222"/>
-          <w:spacing w:val="2"/>
-        </w:rPr>
-        <w:lastRenderedPageBreak/>
-        <w:t>amount of evolutionary information would be ignored.</w:t>
+        <w:t>Regarding the statement “To decrease the required number of populations, it was proposed to use only sequences with a majority allele at a neighbor site of the measured site pair to interrupt a path along sites that creates a false-positive interaction [39]”, one should consider that ignoring low-frequency alleles can introduce biases and errors into the predictions, as a substantial amount of evolutionary information would be ignored.</w:t>
       </w:r>
       <w:r>
         <w:rPr>
